--- a/assets/downloads/simulation-10/instructions-for-sp-1-hotel-room-gi.docx
+++ b/assets/downloads/simulation-10/instructions-for-sp-1-hotel-room-gi.docx
@@ -1,6 +1,6 @@
 
 <file path=word/document.xml><?xml version="1.0" encoding="utf-8"?>
-<w:document xmlns:wpc="http://schemas.microsoft.com/office/word/2010/wordprocessingCanvas" xmlns:cx="http://schemas.microsoft.com/office/drawing/2014/chartex" xmlns:cx1="http://schemas.microsoft.com/office/drawing/2015/9/8/chartex" xmlns:cx2="http://schemas.microsoft.com/office/drawing/2015/10/21/chartex" xmlns:cx3="http://schemas.microsoft.com/office/drawing/2016/5/9/chartex" xmlns:cx4="http://schemas.microsoft.com/office/drawing/2016/5/10/chartex" xmlns:cx5="http://schemas.microsoft.com/office/drawing/2016/5/11/chartex" xmlns:cx6="http://schemas.microsoft.com/office/drawing/2016/5/12/chartex" xmlns:cx7="http://schemas.microsoft.com/office/drawing/2016/5/13/chartex" xmlns:cx8="http://schemas.microsoft.com/office/drawing/2016/5/14/chartex" xmlns:mc="http://schemas.openxmlformats.org/markup-compatibility/2006" xmlns:aink="http://schemas.microsoft.com/office/drawing/2016/ink" xmlns:am3d="http://schemas.microsoft.com/office/drawing/2017/model3d" xmlns:o="urn:schemas-microsoft-com:office:office" xmlns:oel="http://schemas.microsoft.com/office/2019/extlst" xmlns:r="http://schemas.openxmlformats.org/officeDocument/2006/relationships" xmlns:m="http://schemas.openxmlformats.org/officeDocument/2006/math" xmlns:v="urn:schemas-microsoft-com:vml" xmlns:wp14="http://schemas.microsoft.com/office/word/2010/wordprocessingDrawing" xmlns:wp="http://schemas.openxmlformats.org/drawingml/2006/wordprocessingDrawing" xmlns:w10="urn:schemas-microsoft-com:office:word" xmlns:w="http://schemas.openxmlformats.org/wordprocessingml/2006/main" xmlns:w14="http://schemas.microsoft.com/office/word/2010/wordml" xmlns:w15="http://schemas.microsoft.com/office/word/2012/wordml" xmlns:w16cei="http://schemas.microsoft.com/office/word/2026/wordml/cei" xmlns:w16cex="http://schemas.microsoft.com/office/word/2018/wordml/cex" xmlns:w16cid="http://schemas.microsoft.com/office/word/2016/wordml/cid" xmlns:w16="http://schemas.microsoft.com/office/word/2018/wordml" xmlns:w16du="http://schemas.microsoft.com/office/word/2023/wordml/word16du" xmlns:w16sdtdh="http://schemas.microsoft.com/office/word/2020/wordml/sdtdatahash" xmlns:w16sdtfl="http://schemas.microsoft.com/office/word/2024/wordml/sdtformatlock" xmlns:w16se="http://schemas.microsoft.com/office/word/2015/wordml/symex" xmlns:wpg="http://schemas.microsoft.com/office/word/2010/wordprocessingGroup" xmlns:wpi="http://schemas.microsoft.com/office/word/2010/wordprocessingInk" xmlns:wne="http://schemas.microsoft.com/office/word/2006/wordml" xmlns:wps="http://schemas.microsoft.com/office/word/2010/wordprocessingShape" mc:Ignorable="w14 w15 w16se w16cid w16 w16cex w16sdtdh w16sdtfl w16du wp14">
+<w:document xmlns:wpc="http://schemas.microsoft.com/office/word/2010/wordprocessingCanvas" xmlns:cx="http://schemas.microsoft.com/office/drawing/2014/chartex" xmlns:cx1="http://schemas.microsoft.com/office/drawing/2015/9/8/chartex" xmlns:cx2="http://schemas.microsoft.com/office/drawing/2015/10/21/chartex" xmlns:cx3="http://schemas.microsoft.com/office/drawing/2016/5/9/chartex" xmlns:cx4="http://schemas.microsoft.com/office/drawing/2016/5/10/chartex" xmlns:cx5="http://schemas.microsoft.com/office/drawing/2016/5/11/chartex" xmlns:cx6="http://schemas.microsoft.com/office/drawing/2016/5/12/chartex" xmlns:cx7="http://schemas.microsoft.com/office/drawing/2016/5/13/chartex" xmlns:cx8="http://schemas.microsoft.com/office/drawing/2016/5/14/chartex" xmlns:mc="http://schemas.openxmlformats.org/markup-compatibility/2006" xmlns:aink="http://schemas.microsoft.com/office/drawing/2016/ink" xmlns:am3d="http://schemas.microsoft.com/office/drawing/2017/model3d" xmlns:o="urn:schemas-microsoft-com:office:office" xmlns:oel="http://schemas.microsoft.com/office/2019/extlst" xmlns:r="http://schemas.openxmlformats.org/officeDocument/2006/relationships" xmlns:m="http://schemas.openxmlformats.org/officeDocument/2006/math" xmlns:v="urn:schemas-microsoft-com:vml" xmlns:wp14="http://schemas.microsoft.com/office/word/2010/wordprocessingDrawing" xmlns:wp="http://schemas.openxmlformats.org/drawingml/2006/wordprocessingDrawing" xmlns:w10="urn:schemas-microsoft-com:office:word" xmlns:w="http://schemas.openxmlformats.org/wordprocessingml/2006/main" xmlns:w14="http://schemas.microsoft.com/office/word/2010/wordml" xmlns:w15="http://schemas.microsoft.com/office/word/2012/wordml" xmlns:w16cex="http://schemas.microsoft.com/office/word/2018/wordml/cex" xmlns:w16cid="http://schemas.microsoft.com/office/word/2016/wordml/cid" xmlns:w16="http://schemas.microsoft.com/office/word/2018/wordml" xmlns:w16du="http://schemas.microsoft.com/office/word/2023/wordml/word16du" xmlns:w16sdtdh="http://schemas.microsoft.com/office/word/2020/wordml/sdtdatahash" xmlns:w16sdtfl="http://schemas.microsoft.com/office/word/2024/wordml/sdtformatlock" xmlns:w16se="http://schemas.microsoft.com/office/word/2015/wordml/symex" xmlns:wpg="http://schemas.microsoft.com/office/word/2010/wordprocessingGroup" xmlns:wpi="http://schemas.microsoft.com/office/word/2010/wordprocessingInk" xmlns:wne="http://schemas.microsoft.com/office/word/2006/wordml" xmlns:wps="http://schemas.microsoft.com/office/word/2010/wordprocessingShape" mc:Ignorable="w14 w15 w16se w16cid w16 w16cex w16sdtdh w16sdtfl w16du wp14">
   <w:body>
     <w:p>
       <w:pPr>
@@ -15,64 +15,36 @@
       </w:pPr>
       <w:r>
         <w:rPr>
-          <w:rFonts w:ascii="Aptos" w:hAnsi="Aptos" w:eastAsia="Aptos" w:cs="Aptos"/>
-          <w:color w:val="000000"/>
-          <w:sz w:val="40"/>
-          <w:szCs w:val="40"/>
-        </w:rPr>
-        <w:t/>
-      </w:r>
-      <w:r>
-        <w:rPr>
-          <w:rFonts w:ascii="Aptos" w:hAnsi="Aptos" w:eastAsia="Aptos" w:cs="Aptos"/>
-          <w:color w:val="000000"/>
-          <w:sz w:val="40"/>
-          <w:szCs w:val="40"/>
-        </w:rPr>
-        <w:t/>
-      </w:r>
-      <w:r>
-        <w:rPr>
-          <w:rFonts w:ascii="Aptos" w:hAnsi="Aptos" w:eastAsia="Aptos" w:cs="Aptos"/>
-          <w:color w:val="000000"/>
-          <w:sz w:val="40"/>
-          <w:szCs w:val="40"/>
+          <w:rFonts w:ascii="Aptos" w:eastAsia="Aptos" w:hAnsi="Aptos"/>
+          <w:color w:val="000000"/>
         </w:rPr>
         <w:t xml:space="preserve">Instructions for </w:t>
       </w:r>
       <w:r>
         <w:rPr>
-          <w:rFonts w:ascii="Aptos" w:hAnsi="Aptos" w:eastAsia="Aptos" w:cs="Aptos"/>
-          <w:color w:val="000000"/>
-          <w:sz w:val="40"/>
-          <w:szCs w:val="40"/>
+          <w:rFonts w:ascii="Aptos" w:eastAsia="Aptos" w:hAnsi="Aptos"/>
+          <w:color w:val="000000"/>
         </w:rPr>
         <w:t xml:space="preserve">SP </w:t>
       </w:r>
       <w:r>
         <w:rPr>
-          <w:rFonts w:ascii="Aptos" w:hAnsi="Aptos" w:eastAsia="Aptos" w:cs="Aptos"/>
-          <w:color w:val="000000"/>
-          <w:sz w:val="40"/>
-          <w:szCs w:val="40"/>
+          <w:rFonts w:ascii="Aptos" w:eastAsia="Aptos" w:hAnsi="Aptos"/>
+          <w:color w:val="000000"/>
         </w:rPr>
         <w:t>1</w:t>
       </w:r>
       <w:r>
         <w:rPr>
-          <w:rFonts w:ascii="Aptos" w:hAnsi="Aptos" w:eastAsia="Aptos" w:cs="Aptos"/>
-          <w:color w:val="000000"/>
-          <w:sz w:val="40"/>
-          <w:szCs w:val="40"/>
+          <w:rFonts w:ascii="Aptos" w:eastAsia="Aptos" w:hAnsi="Aptos"/>
+          <w:color w:val="000000"/>
         </w:rPr>
         <w:t xml:space="preserve">: </w:t>
       </w:r>
       <w:r>
         <w:rPr>
-          <w:rFonts w:ascii="Aptos" w:hAnsi="Aptos" w:eastAsia="Aptos" w:cs="Aptos"/>
-          <w:color w:val="000000"/>
-          <w:sz w:val="40"/>
-          <w:szCs w:val="40"/>
+          <w:rFonts w:ascii="Aptos" w:eastAsia="Aptos" w:hAnsi="Aptos"/>
+          <w:color w:val="000000"/>
         </w:rPr>
         <w:t>Hotel Room, GI</w:t>
       </w:r>
@@ -89,7 +61,6 @@
       </w:pPr>
       <w:r>
         <w:rPr>
-          <w:rFonts w:ascii="Aptos" w:hAnsi="Aptos" w:eastAsia="Aptos" w:cs="Aptos"/>
           <w:color w:val="000000"/>
           <w:sz w:val="24"/>
           <w:szCs w:val="24"/>
@@ -98,7 +69,6 @@
       </w:r>
       <w:r>
         <w:rPr>
-          <w:rFonts w:ascii="Aptos" w:hAnsi="Aptos" w:eastAsia="Aptos" w:cs="Aptos"/>
           <w:color w:val="000000"/>
           <w:sz w:val="24"/>
           <w:szCs w:val="24"/>
@@ -107,7 +77,6 @@
       </w:r>
       <w:r>
         <w:rPr>
-          <w:rFonts w:ascii="Aptos" w:hAnsi="Aptos" w:eastAsia="Aptos" w:cs="Aptos"/>
           <w:color w:val="000000"/>
           <w:sz w:val="24"/>
           <w:szCs w:val="24"/>
@@ -116,7 +85,6 @@
       </w:r>
       <w:r>
         <w:rPr>
-          <w:rFonts w:ascii="Aptos" w:hAnsi="Aptos" w:eastAsia="Aptos" w:cs="Aptos"/>
           <w:color w:val="000000"/>
           <w:sz w:val="24"/>
           <w:szCs w:val="24"/>
@@ -125,7 +93,6 @@
       </w:r>
       <w:r>
         <w:rPr>
-          <w:rFonts w:ascii="Aptos" w:hAnsi="Aptos" w:eastAsia="Aptos" w:cs="Aptos"/>
           <w:color w:val="000000"/>
           <w:sz w:val="24"/>
           <w:szCs w:val="24"/>
@@ -134,7 +101,6 @@
       </w:r>
       <w:r>
         <w:rPr>
-          <w:rFonts w:ascii="Aptos" w:hAnsi="Aptos" w:eastAsia="Aptos" w:cs="Aptos"/>
           <w:color w:val="000000"/>
           <w:sz w:val="24"/>
           <w:szCs w:val="24"/>
@@ -143,7 +109,6 @@
       </w:r>
       <w:r>
         <w:rPr>
-          <w:rFonts w:ascii="Aptos" w:hAnsi="Aptos" w:eastAsia="Aptos" w:cs="Aptos"/>
           <w:color w:val="000000"/>
           <w:sz w:val="24"/>
           <w:szCs w:val="24"/>
@@ -153,7 +118,6 @@
       <w:proofErr w:type="gramStart"/>
       <w:r>
         <w:rPr>
-          <w:rFonts w:ascii="Aptos" w:hAnsi="Aptos" w:eastAsia="Aptos" w:cs="Aptos"/>
           <w:color w:val="000000"/>
           <w:sz w:val="24"/>
           <w:szCs w:val="24"/>
@@ -163,7 +127,6 @@
       <w:proofErr w:type="gramEnd"/>
       <w:r>
         <w:rPr>
-          <w:rFonts w:ascii="Aptos" w:hAnsi="Aptos" w:eastAsia="Aptos" w:cs="Aptos"/>
           <w:color w:val="000000"/>
           <w:sz w:val="24"/>
           <w:szCs w:val="24"/>
@@ -172,7 +135,6 @@
       </w:r>
       <w:r>
         <w:rPr>
-          <w:rFonts w:ascii="Aptos" w:hAnsi="Aptos" w:eastAsia="Aptos" w:cs="Aptos"/>
           <w:color w:val="000000"/>
           <w:sz w:val="24"/>
           <w:szCs w:val="24"/>
@@ -181,7 +143,6 @@
       </w:r>
       <w:r>
         <w:rPr>
-          <w:rFonts w:ascii="Aptos" w:hAnsi="Aptos" w:eastAsia="Aptos" w:cs="Aptos"/>
           <w:color w:val="000000"/>
           <w:sz w:val="24"/>
           <w:szCs w:val="24"/>
@@ -190,7 +151,6 @@
       </w:r>
       <w:r>
         <w:rPr>
-          <w:rFonts w:ascii="Aptos" w:hAnsi="Aptos" w:eastAsia="Aptos" w:cs="Aptos"/>
           <w:color w:val="000000"/>
           <w:sz w:val="24"/>
           <w:szCs w:val="24"/>
@@ -199,7 +159,6 @@
       </w:r>
       <w:r>
         <w:rPr>
-          <w:rFonts w:ascii="Aptos" w:hAnsi="Aptos" w:eastAsia="Aptos" w:cs="Aptos"/>
           <w:color w:val="000000"/>
           <w:sz w:val="24"/>
           <w:szCs w:val="24"/>
@@ -211,7 +170,6 @@
       <w:pPr>
         <w:spacing w:after="0" w:line="480" w:lineRule="auto"/>
         <w:rPr>
-          <w:ins w:id="21" w:author="Anna Seaman" w:date="2026-08-12T13:08:00Z" w16du:dateUtc="2026-08-12T18:08:00Z"/>
           <w:rFonts w:ascii="Times New Roman" w:hAnsi="Times New Roman"/>
           <w:color w:val="000000"/>
           <w:sz w:val="24"/>
@@ -220,19 +178,16 @@
       </w:pPr>
       <w:r>
         <w:rPr>
-          <w:rFonts w:ascii="Aptos" w:hAnsi="Aptos" w:eastAsia="Aptos" w:cs="Aptos"/>
           <w:b/>
           <w:bCs/>
           <w:color w:val="000000"/>
           <w:sz w:val="24"/>
           <w:szCs w:val="24"/>
         </w:rPr>
-        <w:lastRenderedPageBreak/>
         <w:t xml:space="preserve">Opening </w:t>
       </w:r>
       <w:r>
         <w:rPr>
-          <w:rFonts w:ascii="Aptos" w:hAnsi="Aptos" w:eastAsia="Aptos" w:cs="Aptos"/>
           <w:b/>
           <w:bCs/>
           <w:color w:val="000000"/>
@@ -243,7 +198,6 @@
       </w:r>
       <w:r>
         <w:rPr>
-          <w:rFonts w:ascii="Aptos" w:hAnsi="Aptos" w:eastAsia="Aptos" w:cs="Aptos"/>
           <w:b/>
           <w:bCs/>
           <w:color w:val="000000"/>
@@ -254,7 +208,6 @@
       </w:r>
       <w:r>
         <w:rPr>
-          <w:rFonts w:ascii="Aptos" w:hAnsi="Aptos" w:eastAsia="Aptos" w:cs="Aptos"/>
           <w:color w:val="000000"/>
           <w:sz w:val="24"/>
           <w:szCs w:val="24"/>
@@ -263,7 +216,6 @@
       </w:r>
       <w:r>
         <w:rPr>
-          <w:rFonts w:ascii="Aptos" w:hAnsi="Aptos" w:eastAsia="Aptos" w:cs="Aptos"/>
           <w:color w:val="000000"/>
           <w:sz w:val="24"/>
           <w:szCs w:val="24"/>
@@ -272,7 +224,6 @@
       </w:r>
       <w:r>
         <w:rPr>
-          <w:rFonts w:ascii="Aptos" w:hAnsi="Aptos" w:eastAsia="Aptos" w:cs="Aptos"/>
           <w:color w:val="000000"/>
           <w:sz w:val="24"/>
           <w:szCs w:val="24"/>
@@ -281,7 +232,6 @@
       </w:r>
       <w:r>
         <w:rPr>
-          <w:rFonts w:ascii="Aptos" w:hAnsi="Aptos" w:eastAsia="Aptos" w:cs="Aptos"/>
           <w:color w:val="000000"/>
           <w:sz w:val="24"/>
           <w:szCs w:val="24"/>
@@ -290,7 +240,6 @@
       </w:r>
       <w:r>
         <w:rPr>
-          <w:rFonts w:ascii="Aptos" w:hAnsi="Aptos" w:eastAsia="Aptos" w:cs="Aptos"/>
           <w:color w:val="000000"/>
           <w:sz w:val="24"/>
           <w:szCs w:val="24"/>
@@ -299,7 +248,6 @@
       </w:r>
       <w:r>
         <w:rPr>
-          <w:rFonts w:ascii="Aptos" w:hAnsi="Aptos" w:eastAsia="Aptos" w:cs="Aptos"/>
           <w:color w:val="000000"/>
           <w:sz w:val="24"/>
           <w:szCs w:val="24"/>
@@ -308,7 +256,6 @@
       </w:r>
       <w:r>
         <w:rPr>
-          <w:rFonts w:ascii="Aptos" w:hAnsi="Aptos" w:eastAsia="Aptos" w:cs="Aptos"/>
           <w:color w:val="000000"/>
           <w:sz w:val="24"/>
           <w:szCs w:val="24"/>
@@ -328,7 +275,6 @@
       </w:pPr>
       <w:r>
         <w:rPr>
-          <w:rFonts w:ascii="Aptos" w:hAnsi="Aptos" w:eastAsia="Aptos" w:cs="Aptos"/>
           <w:b/>
           <w:bCs/>
           <w:color w:val="000000"/>
@@ -339,7 +285,6 @@
       </w:r>
       <w:r>
         <w:rPr>
-          <w:rFonts w:ascii="Aptos" w:hAnsi="Aptos" w:eastAsia="Aptos" w:cs="Aptos"/>
           <w:b/>
           <w:bCs/>
           <w:color w:val="000000"/>
@@ -350,7 +295,6 @@
       </w:r>
       <w:r>
         <w:rPr>
-          <w:rFonts w:ascii="Aptos" w:hAnsi="Aptos" w:eastAsia="Aptos" w:cs="Aptos"/>
           <w:b/>
           <w:bCs/>
           <w:color w:val="000000"/>
@@ -361,7 +305,6 @@
       </w:r>
       <w:r>
         <w:rPr>
-          <w:rFonts w:ascii="Aptos" w:hAnsi="Aptos" w:eastAsia="Aptos" w:cs="Aptos"/>
           <w:b/>
           <w:bCs/>
           <w:color w:val="000000"/>
@@ -372,7 +315,6 @@
       </w:r>
       <w:r>
         <w:rPr>
-          <w:rFonts w:ascii="Aptos" w:hAnsi="Aptos" w:eastAsia="Aptos" w:cs="Aptos"/>
           <w:b/>
           <w:bCs/>
           <w:color w:val="000000"/>
@@ -383,7 +325,6 @@
       </w:r>
       <w:r>
         <w:rPr>
-          <w:rFonts w:ascii="Aptos" w:hAnsi="Aptos" w:eastAsia="Aptos" w:cs="Aptos"/>
           <w:color w:val="000000"/>
           <w:sz w:val="24"/>
           <w:szCs w:val="24"/>
@@ -392,7 +333,6 @@
       </w:r>
       <w:r>
         <w:rPr>
-          <w:rFonts w:ascii="Aptos" w:hAnsi="Aptos" w:eastAsia="Aptos" w:cs="Aptos"/>
           <w:color w:val="000000"/>
           <w:sz w:val="24"/>
           <w:szCs w:val="24"/>
@@ -412,7 +352,6 @@
       </w:pPr>
       <w:r>
         <w:rPr>
-          <w:rFonts w:ascii="Aptos" w:hAnsi="Aptos" w:eastAsia="Aptos" w:cs="Aptos"/>
           <w:b/>
           <w:bCs/>
           <w:color w:val="000000"/>
@@ -423,7 +362,6 @@
       </w:r>
       <w:r>
         <w:rPr>
-          <w:rFonts w:ascii="Aptos" w:hAnsi="Aptos" w:eastAsia="Aptos" w:cs="Aptos"/>
           <w:color w:val="000000"/>
           <w:sz w:val="24"/>
           <w:szCs w:val="24"/>
@@ -443,7 +381,6 @@
       </w:pPr>
       <w:r>
         <w:rPr>
-          <w:rFonts w:ascii="Aptos" w:hAnsi="Aptos" w:eastAsia="Aptos" w:cs="Aptos"/>
           <w:b/>
           <w:bCs/>
           <w:color w:val="000000"/>
@@ -454,7 +391,6 @@
       </w:r>
       <w:r>
         <w:rPr>
-          <w:rFonts w:ascii="Aptos" w:hAnsi="Aptos" w:eastAsia="Aptos" w:cs="Aptos"/>
           <w:color w:val="000000"/>
           <w:sz w:val="24"/>
           <w:szCs w:val="24"/>
@@ -463,7 +399,6 @@
       </w:r>
       <w:r>
         <w:rPr>
-          <w:rFonts w:ascii="Aptos" w:hAnsi="Aptos" w:eastAsia="Aptos" w:cs="Aptos"/>
           <w:color w:val="000000"/>
           <w:sz w:val="24"/>
           <w:szCs w:val="24"/>
@@ -472,7 +407,6 @@
       </w:r>
       <w:r>
         <w:rPr>
-          <w:rFonts w:ascii="Aptos" w:hAnsi="Aptos" w:eastAsia="Aptos" w:cs="Aptos"/>
           <w:color w:val="000000"/>
           <w:sz w:val="24"/>
           <w:szCs w:val="24"/>
@@ -481,7 +415,6 @@
       </w:r>
       <w:r>
         <w:rPr>
-          <w:rFonts w:ascii="Aptos" w:hAnsi="Aptos" w:eastAsia="Aptos" w:cs="Aptos"/>
           <w:color w:val="000000"/>
           <w:sz w:val="24"/>
           <w:szCs w:val="24"/>
@@ -490,7 +423,6 @@
       </w:r>
       <w:r>
         <w:rPr>
-          <w:rFonts w:ascii="Aptos" w:hAnsi="Aptos" w:eastAsia="Aptos" w:cs="Aptos"/>
           <w:color w:val="000000"/>
           <w:sz w:val="24"/>
           <w:szCs w:val="24"/>
@@ -499,7 +431,6 @@
       </w:r>
       <w:r>
         <w:rPr>
-          <w:rFonts w:ascii="Aptos" w:hAnsi="Aptos" w:eastAsia="Aptos" w:cs="Aptos"/>
           <w:color w:val="000000"/>
           <w:sz w:val="24"/>
           <w:szCs w:val="24"/>
@@ -508,7 +439,6 @@
       </w:r>
       <w:r>
         <w:rPr>
-          <w:rFonts w:ascii="Aptos" w:hAnsi="Aptos" w:eastAsia="Aptos" w:cs="Aptos"/>
           <w:color w:val="000000"/>
           <w:sz w:val="24"/>
           <w:szCs w:val="24"/>
@@ -517,7 +447,6 @@
       </w:r>
       <w:r>
         <w:rPr>
-          <w:rFonts w:ascii="Aptos" w:hAnsi="Aptos" w:eastAsia="Aptos" w:cs="Aptos"/>
           <w:color w:val="000000"/>
           <w:sz w:val="24"/>
           <w:szCs w:val="24"/>
@@ -526,7 +455,6 @@
       </w:r>
       <w:r>
         <w:rPr>
-          <w:rFonts w:ascii="Aptos" w:hAnsi="Aptos" w:eastAsia="Aptos" w:cs="Aptos"/>
           <w:color w:val="000000"/>
           <w:sz w:val="24"/>
           <w:szCs w:val="24"/>
@@ -535,7 +463,6 @@
       </w:r>
       <w:r>
         <w:rPr>
-          <w:rFonts w:ascii="Aptos" w:hAnsi="Aptos" w:eastAsia="Aptos" w:cs="Aptos"/>
           <w:color w:val="000000"/>
           <w:sz w:val="24"/>
           <w:szCs w:val="24"/>
@@ -544,7 +471,6 @@
       </w:r>
       <w:r>
         <w:rPr>
-          <w:rFonts w:ascii="Aptos" w:hAnsi="Aptos" w:eastAsia="Aptos" w:cs="Aptos"/>
           <w:color w:val="000000"/>
           <w:sz w:val="24"/>
           <w:szCs w:val="24"/>
@@ -553,7 +479,6 @@
       </w:r>
       <w:r>
         <w:rPr>
-          <w:rFonts w:ascii="Aptos" w:hAnsi="Aptos" w:eastAsia="Aptos" w:cs="Aptos"/>
           <w:color w:val="000000"/>
           <w:sz w:val="24"/>
           <w:szCs w:val="24"/>
@@ -562,7 +487,6 @@
       </w:r>
       <w:r>
         <w:rPr>
-          <w:rFonts w:ascii="Aptos" w:hAnsi="Aptos" w:eastAsia="Aptos" w:cs="Aptos"/>
           <w:color w:val="000000"/>
           <w:sz w:val="24"/>
           <w:szCs w:val="24"/>
@@ -571,7 +495,6 @@
       </w:r>
       <w:r>
         <w:rPr>
-          <w:rFonts w:ascii="Aptos" w:hAnsi="Aptos" w:eastAsia="Aptos" w:cs="Aptos"/>
           <w:color w:val="000000"/>
           <w:sz w:val="24"/>
           <w:szCs w:val="24"/>
@@ -580,7 +503,6 @@
       </w:r>
       <w:r>
         <w:rPr>
-          <w:rFonts w:ascii="Aptos" w:hAnsi="Aptos" w:eastAsia="Aptos" w:cs="Aptos"/>
           <w:color w:val="000000"/>
           <w:sz w:val="24"/>
           <w:szCs w:val="24"/>
@@ -589,7 +511,6 @@
       </w:r>
       <w:r>
         <w:rPr>
-          <w:rFonts w:ascii="Aptos" w:hAnsi="Aptos" w:eastAsia="Aptos" w:cs="Aptos"/>
           <w:color w:val="000000"/>
           <w:sz w:val="24"/>
           <w:szCs w:val="24"/>
@@ -609,7 +530,6 @@
       </w:pPr>
       <w:r>
         <w:rPr>
-          <w:rFonts w:ascii="Aptos" w:hAnsi="Aptos" w:eastAsia="Aptos" w:cs="Aptos"/>
           <w:b/>
           <w:bCs/>
           <w:color w:val="000000"/>
@@ -620,7 +540,6 @@
       </w:r>
       <w:r>
         <w:rPr>
-          <w:rFonts w:ascii="Aptos" w:hAnsi="Aptos" w:eastAsia="Aptos" w:cs="Aptos"/>
           <w:b/>
           <w:bCs/>
           <w:color w:val="000000"/>
@@ -631,7 +550,6 @@
       </w:r>
       <w:r>
         <w:rPr>
-          <w:rFonts w:ascii="Aptos" w:hAnsi="Aptos" w:eastAsia="Aptos" w:cs="Aptos"/>
           <w:color w:val="000000"/>
           <w:sz w:val="24"/>
           <w:szCs w:val="24"/>
@@ -640,7 +558,6 @@
       </w:r>
       <w:r>
         <w:rPr>
-          <w:rFonts w:ascii="Aptos" w:hAnsi="Aptos" w:eastAsia="Aptos" w:cs="Aptos"/>
           <w:color w:val="000000"/>
           <w:sz w:val="24"/>
           <w:szCs w:val="24"/>
@@ -649,7 +566,6 @@
       </w:r>
       <w:r>
         <w:rPr>
-          <w:rFonts w:ascii="Aptos" w:hAnsi="Aptos" w:eastAsia="Aptos" w:cs="Aptos"/>
           <w:color w:val="000000"/>
           <w:sz w:val="24"/>
           <w:szCs w:val="24"/>
@@ -658,7 +574,6 @@
       </w:r>
       <w:r>
         <w:rPr>
-          <w:rFonts w:ascii="Aptos" w:hAnsi="Aptos" w:eastAsia="Aptos" w:cs="Aptos"/>
           <w:color w:val="000000"/>
           <w:sz w:val="24"/>
           <w:szCs w:val="24"/>
@@ -678,7 +593,6 @@
       </w:pPr>
       <w:r>
         <w:rPr>
-          <w:rFonts w:ascii="Aptos" w:hAnsi="Aptos" w:eastAsia="Aptos" w:cs="Aptos"/>
           <w:b/>
           <w:bCs/>
           <w:color w:val="000000"/>
@@ -689,7 +603,6 @@
       </w:r>
       <w:r>
         <w:rPr>
-          <w:rFonts w:ascii="Aptos" w:hAnsi="Aptos" w:eastAsia="Aptos" w:cs="Aptos"/>
           <w:b/>
           <w:bCs/>
           <w:color w:val="000000"/>
@@ -700,7 +613,6 @@
       </w:r>
       <w:r>
         <w:rPr>
-          <w:rFonts w:ascii="Aptos" w:hAnsi="Aptos" w:eastAsia="Aptos" w:cs="Aptos"/>
           <w:b/>
           <w:bCs/>
           <w:color w:val="000000"/>
@@ -711,7 +623,6 @@
       </w:r>
       <w:r>
         <w:rPr>
-          <w:rFonts w:ascii="Aptos" w:hAnsi="Aptos" w:eastAsia="Aptos" w:cs="Aptos"/>
           <w:b/>
           <w:bCs/>
           <w:color w:val="000000"/>
@@ -722,7 +633,6 @@
       </w:r>
       <w:r>
         <w:rPr>
-          <w:rFonts w:ascii="Aptos" w:hAnsi="Aptos" w:eastAsia="Aptos" w:cs="Aptos"/>
           <w:b/>
           <w:bCs/>
           <w:color w:val="000000"/>
@@ -733,7 +643,6 @@
       </w:r>
       <w:r>
         <w:rPr>
-          <w:rFonts w:ascii="Aptos" w:hAnsi="Aptos" w:eastAsia="Aptos" w:cs="Aptos"/>
           <w:color w:val="000000"/>
           <w:sz w:val="24"/>
           <w:szCs w:val="24"/>
@@ -742,7 +651,6 @@
       </w:r>
       <w:r>
         <w:rPr>
-          <w:rFonts w:ascii="Aptos" w:hAnsi="Aptos" w:eastAsia="Aptos" w:cs="Aptos"/>
           <w:color w:val="000000"/>
           <w:sz w:val="24"/>
           <w:szCs w:val="24"/>
@@ -751,7 +659,6 @@
       </w:r>
       <w:r>
         <w:rPr>
-          <w:rFonts w:ascii="Aptos" w:hAnsi="Aptos" w:eastAsia="Aptos" w:cs="Aptos"/>
           <w:color w:val="000000"/>
           <w:sz w:val="24"/>
           <w:szCs w:val="24"/>
@@ -760,7 +667,6 @@
       </w:r>
       <w:r>
         <w:rPr>
-          <w:rFonts w:ascii="Aptos" w:hAnsi="Aptos" w:eastAsia="Aptos" w:cs="Aptos"/>
           <w:color w:val="000000"/>
           <w:sz w:val="24"/>
           <w:szCs w:val="24"/>
@@ -769,7 +675,6 @@
       </w:r>
       <w:r>
         <w:rPr>
-          <w:rFonts w:ascii="Aptos" w:hAnsi="Aptos" w:eastAsia="Aptos" w:cs="Aptos"/>
           <w:color w:val="000000"/>
           <w:sz w:val="24"/>
           <w:szCs w:val="24"/>
@@ -778,7 +683,6 @@
       </w:r>
       <w:r>
         <w:rPr>
-          <w:rFonts w:ascii="Aptos" w:hAnsi="Aptos" w:eastAsia="Aptos" w:cs="Aptos"/>
           <w:color w:val="000000"/>
           <w:sz w:val="24"/>
           <w:szCs w:val="24"/>
@@ -787,7 +691,6 @@
       </w:r>
       <w:r>
         <w:rPr>
-          <w:rFonts w:ascii="Aptos" w:hAnsi="Aptos" w:eastAsia="Aptos" w:cs="Aptos"/>
           <w:color w:val="000000"/>
           <w:sz w:val="24"/>
           <w:szCs w:val="24"/>
@@ -796,7 +699,6 @@
       </w:r>
       <w:r>
         <w:rPr>
-          <w:rFonts w:ascii="Aptos" w:hAnsi="Aptos" w:eastAsia="Aptos" w:cs="Aptos"/>
           <w:color w:val="000000"/>
           <w:sz w:val="24"/>
           <w:szCs w:val="24"/>
@@ -805,7 +707,6 @@
       </w:r>
       <w:r>
         <w:rPr>
-          <w:rFonts w:ascii="Aptos" w:hAnsi="Aptos" w:eastAsia="Aptos" w:cs="Aptos"/>
           <w:color w:val="000000"/>
           <w:sz w:val="24"/>
           <w:szCs w:val="24"/>
@@ -817,7 +718,6 @@
       <w:pPr>
         <w:spacing w:after="0" w:line="480" w:lineRule="auto"/>
         <w:rPr>
-          <w:ins w:id="22" w:author="Anna Seaman" w:date="2026-08-12T13:08:00Z" w16du:dateUtc="2026-08-12T18:08:00Z"/>
           <w:rFonts w:ascii="Times New Roman" w:hAnsi="Times New Roman"/>
           <w:color w:val="000000"/>
           <w:sz w:val="24"/>
@@ -826,7 +726,6 @@
       </w:pPr>
       <w:r>
         <w:rPr>
-          <w:rFonts w:ascii="Aptos" w:hAnsi="Aptos" w:eastAsia="Aptos" w:cs="Aptos"/>
           <w:b/>
           <w:bCs/>
           <w:color w:val="000000"/>
@@ -837,7 +736,6 @@
       </w:r>
       <w:r>
         <w:rPr>
-          <w:rFonts w:ascii="Aptos" w:hAnsi="Aptos" w:eastAsia="Aptos" w:cs="Aptos"/>
           <w:color w:val="000000"/>
           <w:sz w:val="24"/>
           <w:szCs w:val="24"/>
@@ -846,7 +744,6 @@
       </w:r>
       <w:r>
         <w:rPr>
-          <w:rFonts w:ascii="Aptos" w:hAnsi="Aptos" w:eastAsia="Aptos" w:cs="Aptos"/>
           <w:color w:val="000000"/>
           <w:sz w:val="24"/>
           <w:szCs w:val="24"/>
@@ -855,7 +752,6 @@
       </w:r>
       <w:r>
         <w:rPr>
-          <w:rFonts w:ascii="Aptos" w:hAnsi="Aptos" w:eastAsia="Aptos" w:cs="Aptos"/>
           <w:color w:val="000000"/>
           <w:sz w:val="24"/>
           <w:szCs w:val="24"/>
@@ -864,7 +760,6 @@
       </w:r>
       <w:r>
         <w:rPr>
-          <w:rFonts w:ascii="Aptos" w:hAnsi="Aptos" w:eastAsia="Aptos" w:cs="Aptos"/>
           <w:color w:val="000000"/>
           <w:sz w:val="24"/>
           <w:szCs w:val="24"/>
@@ -873,7 +768,6 @@
       </w:r>
       <w:r>
         <w:rPr>
-          <w:rFonts w:ascii="Aptos" w:hAnsi="Aptos" w:eastAsia="Aptos" w:cs="Aptos"/>
           <w:color w:val="000000"/>
           <w:sz w:val="24"/>
           <w:szCs w:val="24"/>
@@ -882,7 +776,6 @@
       </w:r>
       <w:r>
         <w:rPr>
-          <w:rFonts w:ascii="Aptos" w:hAnsi="Aptos" w:eastAsia="Aptos" w:cs="Aptos"/>
           <w:color w:val="000000"/>
           <w:sz w:val="24"/>
           <w:szCs w:val="24"/>
@@ -891,7 +784,6 @@
       </w:r>
       <w:r>
         <w:rPr>
-          <w:rFonts w:ascii="Aptos" w:hAnsi="Aptos" w:eastAsia="Aptos" w:cs="Aptos"/>
           <w:color w:val="000000"/>
           <w:sz w:val="24"/>
           <w:szCs w:val="24"/>
@@ -900,7 +792,6 @@
       </w:r>
       <w:r>
         <w:rPr>
-          <w:rFonts w:ascii="Aptos" w:hAnsi="Aptos" w:eastAsia="Aptos" w:cs="Aptos"/>
           <w:color w:val="000000"/>
           <w:sz w:val="24"/>
           <w:szCs w:val="24"/>
@@ -909,7 +800,6 @@
       </w:r>
       <w:r>
         <w:rPr>
-          <w:rFonts w:ascii="Aptos" w:hAnsi="Aptos" w:eastAsia="Aptos" w:cs="Aptos"/>
           <w:color w:val="000000"/>
           <w:sz w:val="24"/>
           <w:szCs w:val="24"/>
@@ -918,7 +808,6 @@
       </w:r>
       <w:r>
         <w:rPr>
-          <w:rFonts w:ascii="Aptos" w:hAnsi="Aptos" w:eastAsia="Aptos" w:cs="Aptos"/>
           <w:color w:val="000000"/>
           <w:sz w:val="24"/>
           <w:szCs w:val="24"/>
@@ -927,7 +816,6 @@
       </w:r>
       <w:r>
         <w:rPr>
-          <w:rFonts w:ascii="Aptos" w:hAnsi="Aptos" w:eastAsia="Aptos" w:cs="Aptos"/>
           <w:color w:val="000000"/>
           <w:sz w:val="24"/>
           <w:szCs w:val="24"/>
@@ -936,7 +824,6 @@
       </w:r>
       <w:r>
         <w:rPr>
-          <w:rFonts w:ascii="Aptos" w:hAnsi="Aptos" w:eastAsia="Aptos" w:cs="Aptos"/>
           <w:color w:val="000000"/>
           <w:sz w:val="24"/>
           <w:szCs w:val="24"/>
@@ -945,7 +832,6 @@
       </w:r>
       <w:r>
         <w:rPr>
-          <w:rFonts w:ascii="Aptos" w:hAnsi="Aptos" w:eastAsia="Aptos" w:cs="Aptos"/>
           <w:color w:val="000000"/>
           <w:sz w:val="24"/>
           <w:szCs w:val="24"/>
@@ -954,7 +840,6 @@
       </w:r>
       <w:r>
         <w:rPr>
-          <w:rFonts w:ascii="Aptos" w:hAnsi="Aptos" w:eastAsia="Aptos" w:cs="Aptos"/>
           <w:color w:val="000000"/>
           <w:sz w:val="24"/>
           <w:szCs w:val="24"/>
@@ -963,7 +848,6 @@
       </w:r>
       <w:r>
         <w:rPr>
-          <w:rFonts w:ascii="Aptos" w:hAnsi="Aptos" w:eastAsia="Aptos" w:cs="Aptos"/>
           <w:color w:val="000000"/>
           <w:sz w:val="24"/>
           <w:szCs w:val="24"/>
@@ -972,7 +856,6 @@
       </w:r>
       <w:r>
         <w:rPr>
-          <w:rFonts w:ascii="Aptos" w:hAnsi="Aptos" w:eastAsia="Aptos" w:cs="Aptos"/>
           <w:color w:val="000000"/>
           <w:sz w:val="24"/>
           <w:szCs w:val="24"/>
@@ -981,7 +864,6 @@
       </w:r>
       <w:r>
         <w:rPr>
-          <w:rFonts w:ascii="Aptos" w:hAnsi="Aptos" w:eastAsia="Aptos" w:cs="Aptos"/>
           <w:color w:val="000000"/>
           <w:sz w:val="24"/>
           <w:szCs w:val="24"/>
@@ -1001,18 +883,17 @@
       </w:pPr>
       <w:r>
         <w:rPr>
-          <w:rFonts w:ascii="Aptos" w:hAnsi="Aptos" w:eastAsia="Aptos" w:cs="Aptos"/>
           <w:b/>
           <w:bCs/>
           <w:color w:val="000000"/>
           <w:sz w:val="24"/>
           <w:szCs w:val="24"/>
         </w:rPr>
+        <w:lastRenderedPageBreak/>
         <w:t>Diagnosis:</w:t>
       </w:r>
       <w:r>
         <w:rPr>
-          <w:rFonts w:ascii="Aptos" w:hAnsi="Aptos" w:eastAsia="Aptos" w:cs="Aptos"/>
           <w:color w:val="000000"/>
           <w:sz w:val="24"/>
           <w:szCs w:val="24"/>
@@ -1032,7 +913,6 @@
       </w:pPr>
       <w:r>
         <w:rPr>
-          <w:rFonts w:ascii="Aptos" w:hAnsi="Aptos" w:eastAsia="Aptos" w:cs="Aptos"/>
           <w:color w:val="000000"/>
           <w:sz w:val="24"/>
           <w:szCs w:val="24"/>
@@ -1052,7 +932,6 @@
       </w:pPr>
       <w:r>
         <w:rPr>
-          <w:rFonts w:ascii="Aptos" w:hAnsi="Aptos" w:eastAsia="Aptos" w:cs="Aptos"/>
           <w:color w:val="000000"/>
           <w:sz w:val="24"/>
           <w:szCs w:val="24"/>
@@ -1061,7 +940,6 @@
       </w:r>
       <w:r>
         <w:rPr>
-          <w:rFonts w:ascii="Aptos" w:hAnsi="Aptos" w:eastAsia="Aptos" w:cs="Aptos"/>
           <w:color w:val="000000"/>
           <w:sz w:val="24"/>
           <w:szCs w:val="24"/>
@@ -1070,7 +948,6 @@
       </w:r>
       <w:r>
         <w:rPr>
-          <w:rFonts w:ascii="Aptos" w:hAnsi="Aptos" w:eastAsia="Aptos" w:cs="Aptos"/>
           <w:color w:val="000000"/>
           <w:sz w:val="24"/>
           <w:szCs w:val="24"/>
@@ -1079,7 +956,6 @@
       </w:r>
       <w:r>
         <w:rPr>
-          <w:rFonts w:ascii="Aptos" w:hAnsi="Aptos" w:eastAsia="Aptos" w:cs="Aptos"/>
           <w:color w:val="000000"/>
           <w:sz w:val="24"/>
           <w:szCs w:val="24"/>
@@ -1088,7 +964,6 @@
       </w:r>
       <w:r>
         <w:rPr>
-          <w:rFonts w:ascii="Aptos" w:hAnsi="Aptos" w:eastAsia="Aptos" w:cs="Aptos"/>
           <w:color w:val="000000"/>
           <w:sz w:val="24"/>
           <w:szCs w:val="24"/>
@@ -1097,7 +972,6 @@
       </w:r>
       <w:r>
         <w:rPr>
-          <w:rFonts w:ascii="Aptos" w:hAnsi="Aptos" w:eastAsia="Aptos" w:cs="Aptos"/>
           <w:color w:val="000000"/>
           <w:sz w:val="24"/>
           <w:szCs w:val="24"/>
@@ -1106,7 +980,6 @@
       </w:r>
       <w:r>
         <w:rPr>
-          <w:rFonts w:ascii="Aptos" w:hAnsi="Aptos" w:eastAsia="Aptos" w:cs="Aptos"/>
           <w:color w:val="000000"/>
           <w:sz w:val="24"/>
           <w:szCs w:val="24"/>
@@ -1115,7 +988,6 @@
       </w:r>
       <w:r>
         <w:rPr>
-          <w:rFonts w:ascii="Aptos" w:hAnsi="Aptos" w:eastAsia="Aptos" w:cs="Aptos"/>
           <w:color w:val="000000"/>
           <w:sz w:val="24"/>
           <w:szCs w:val="24"/>
@@ -1124,7 +996,6 @@
       </w:r>
       <w:r>
         <w:rPr>
-          <w:rFonts w:ascii="Aptos" w:hAnsi="Aptos" w:eastAsia="Aptos" w:cs="Aptos"/>
           <w:color w:val="000000"/>
           <w:sz w:val="24"/>
           <w:szCs w:val="24"/>
@@ -1134,7 +1005,6 @@
       <w:proofErr w:type="gramStart"/>
       <w:r>
         <w:rPr>
-          <w:rFonts w:ascii="Aptos" w:hAnsi="Aptos" w:eastAsia="Aptos" w:cs="Aptos"/>
           <w:color w:val="000000"/>
           <w:sz w:val="24"/>
           <w:szCs w:val="24"/>
@@ -1144,7 +1014,6 @@
       <w:proofErr w:type="gramEnd"/>
       <w:r>
         <w:rPr>
-          <w:rFonts w:ascii="Aptos" w:hAnsi="Aptos" w:eastAsia="Aptos" w:cs="Aptos"/>
           <w:color w:val="000000"/>
           <w:sz w:val="24"/>
           <w:szCs w:val="24"/>
@@ -1153,7 +1022,6 @@
       </w:r>
       <w:r>
         <w:rPr>
-          <w:rFonts w:ascii="Aptos" w:hAnsi="Aptos" w:eastAsia="Aptos" w:cs="Aptos"/>
           <w:color w:val="000000"/>
           <w:sz w:val="24"/>
           <w:szCs w:val="24"/>
@@ -1162,7 +1030,6 @@
       </w:r>
       <w:r>
         <w:rPr>
-          <w:rFonts w:ascii="Aptos" w:hAnsi="Aptos" w:eastAsia="Aptos" w:cs="Aptos"/>
           <w:color w:val="000000"/>
           <w:sz w:val="24"/>
           <w:szCs w:val="24"/>
@@ -1171,7 +1038,6 @@
       </w:r>
       <w:r>
         <w:rPr>
-          <w:rFonts w:ascii="Aptos" w:hAnsi="Aptos" w:eastAsia="Aptos" w:cs="Aptos"/>
           <w:color w:val="000000"/>
           <w:sz w:val="24"/>
           <w:szCs w:val="24"/>
@@ -1180,7 +1046,6 @@
       </w:r>
       <w:r>
         <w:rPr>
-          <w:rFonts w:ascii="Aptos" w:hAnsi="Aptos" w:eastAsia="Aptos" w:cs="Aptos"/>
           <w:color w:val="000000"/>
           <w:sz w:val="24"/>
           <w:szCs w:val="24"/>
@@ -1189,7 +1054,6 @@
       </w:r>
       <w:r>
         <w:rPr>
-          <w:rFonts w:ascii="Aptos" w:hAnsi="Aptos" w:eastAsia="Aptos" w:cs="Aptos"/>
           <w:color w:val="000000"/>
           <w:sz w:val="24"/>
           <w:szCs w:val="24"/>
@@ -1198,7 +1062,6 @@
       </w:r>
       <w:r>
         <w:rPr>
-          <w:rFonts w:ascii="Aptos" w:hAnsi="Aptos" w:eastAsia="Aptos" w:cs="Aptos"/>
           <w:color w:val="000000"/>
           <w:sz w:val="24"/>
           <w:szCs w:val="24"/>
@@ -1207,7 +1070,6 @@
       </w:r>
       <w:r>
         <w:rPr>
-          <w:rFonts w:ascii="Aptos" w:hAnsi="Aptos" w:eastAsia="Aptos" w:cs="Aptos"/>
           <w:color w:val="000000"/>
           <w:sz w:val="24"/>
           <w:szCs w:val="24"/>
@@ -1216,7 +1078,6 @@
       </w:r>
       <w:r>
         <w:rPr>
-          <w:rFonts w:ascii="Aptos" w:hAnsi="Aptos" w:eastAsia="Aptos" w:cs="Aptos"/>
           <w:color w:val="000000"/>
           <w:sz w:val="24"/>
           <w:szCs w:val="24"/>
@@ -1225,7 +1086,6 @@
       </w:r>
       <w:r>
         <w:rPr>
-          <w:rFonts w:ascii="Aptos" w:hAnsi="Aptos" w:eastAsia="Aptos" w:cs="Aptos"/>
           <w:color w:val="000000"/>
           <w:sz w:val="24"/>
           <w:szCs w:val="24"/>
@@ -1234,7 +1094,6 @@
       </w:r>
       <w:r>
         <w:rPr>
-          <w:rFonts w:ascii="Aptos" w:hAnsi="Aptos" w:eastAsia="Aptos" w:cs="Aptos"/>
           <w:color w:val="000000"/>
           <w:sz w:val="24"/>
           <w:szCs w:val="24"/>
@@ -1243,7 +1102,6 @@
       </w:r>
       <w:r>
         <w:rPr>
-          <w:rFonts w:ascii="Aptos" w:hAnsi="Aptos" w:eastAsia="Aptos" w:cs="Aptos"/>
           <w:color w:val="000000"/>
           <w:sz w:val="24"/>
           <w:szCs w:val="24"/>
@@ -1252,7 +1110,6 @@
       </w:r>
       <w:r>
         <w:rPr>
-          <w:rFonts w:ascii="Aptos" w:hAnsi="Aptos" w:eastAsia="Aptos" w:cs="Aptos"/>
           <w:color w:val="000000"/>
           <w:sz w:val="24"/>
           <w:szCs w:val="24"/>
@@ -1261,7 +1118,7 @@
       </w:r>
     </w:p>
     <w:sectPr>
-      <w:footerReference w:type="default" r:id="rId11"/>
+      <w:footerReference w:type="default" r:id="rId8"/>
       <w:pgSz w:w="12240" w:h="15840"/>
       <w:pgMar w:top="1440" w:right="1440" w:bottom="1440" w:left="1440" w:header="706" w:footer="706" w:gutter="0"/>
       <w:cols w:space="720"/>
@@ -1272,7 +1129,7 @@
 </file>
 
 <file path=word/endnotes.xml><?xml version="1.0" encoding="utf-8"?>
-<w:endnotes xmlns:wpc="http://schemas.microsoft.com/office/word/2010/wordprocessingCanvas" xmlns:cx="http://schemas.microsoft.com/office/drawing/2014/chartex" xmlns:cx1="http://schemas.microsoft.com/office/drawing/2015/9/8/chartex" xmlns:cx2="http://schemas.microsoft.com/office/drawing/2015/10/21/chartex" xmlns:cx3="http://schemas.microsoft.com/office/drawing/2016/5/9/chartex" xmlns:cx4="http://schemas.microsoft.com/office/drawing/2016/5/10/chartex" xmlns:cx5="http://schemas.microsoft.com/office/drawing/2016/5/11/chartex" xmlns:cx6="http://schemas.microsoft.com/office/drawing/2016/5/12/chartex" xmlns:cx7="http://schemas.microsoft.com/office/drawing/2016/5/13/chartex" xmlns:cx8="http://schemas.microsoft.com/office/drawing/2016/5/14/chartex" xmlns:mc="http://schemas.openxmlformats.org/markup-compatibility/2006" xmlns:aink="http://schemas.microsoft.com/office/drawing/2016/ink" xmlns:am3d="http://schemas.microsoft.com/office/drawing/2017/model3d" xmlns:o="urn:schemas-microsoft-com:office:office" xmlns:oel="http://schemas.microsoft.com/office/2019/extlst" xmlns:r="http://schemas.openxmlformats.org/officeDocument/2006/relationships" xmlns:m="http://schemas.openxmlformats.org/officeDocument/2006/math" xmlns:v="urn:schemas-microsoft-com:vml" xmlns:wp14="http://schemas.microsoft.com/office/word/2010/wordprocessingDrawing" xmlns:wp="http://schemas.openxmlformats.org/drawingml/2006/wordprocessingDrawing" xmlns:w10="urn:schemas-microsoft-com:office:word" xmlns:w="http://schemas.openxmlformats.org/wordprocessingml/2006/main" xmlns:w14="http://schemas.microsoft.com/office/word/2010/wordml" xmlns:w15="http://schemas.microsoft.com/office/word/2012/wordml" xmlns:w16cei="http://schemas.microsoft.com/office/word/2026/wordml/cei" xmlns:w16cex="http://schemas.microsoft.com/office/word/2018/wordml/cex" xmlns:w16cid="http://schemas.microsoft.com/office/word/2016/wordml/cid" xmlns:w16="http://schemas.microsoft.com/office/word/2018/wordml" xmlns:w16du="http://schemas.microsoft.com/office/word/2023/wordml/word16du" xmlns:w16sdtdh="http://schemas.microsoft.com/office/word/2020/wordml/sdtdatahash" xmlns:w16sdtfl="http://schemas.microsoft.com/office/word/2024/wordml/sdtformatlock" xmlns:w16se="http://schemas.microsoft.com/office/word/2015/wordml/symex" xmlns:wpg="http://schemas.microsoft.com/office/word/2010/wordprocessingGroup" xmlns:wpi="http://schemas.microsoft.com/office/word/2010/wordprocessingInk" xmlns:wne="http://schemas.microsoft.com/office/word/2006/wordml" xmlns:wps="http://schemas.microsoft.com/office/word/2010/wordprocessingShape" mc:Ignorable="w14 w15 w16se w16cid w16 w16cex w16sdtdh w16sdtfl w16du wp14">
+<w:endnotes xmlns:wpc="http://schemas.microsoft.com/office/word/2010/wordprocessingCanvas" xmlns:cx="http://schemas.microsoft.com/office/drawing/2014/chartex" xmlns:cx1="http://schemas.microsoft.com/office/drawing/2015/9/8/chartex" xmlns:cx2="http://schemas.microsoft.com/office/drawing/2015/10/21/chartex" xmlns:cx3="http://schemas.microsoft.com/office/drawing/2016/5/9/chartex" xmlns:cx4="http://schemas.microsoft.com/office/drawing/2016/5/10/chartex" xmlns:cx5="http://schemas.microsoft.com/office/drawing/2016/5/11/chartex" xmlns:cx6="http://schemas.microsoft.com/office/drawing/2016/5/12/chartex" xmlns:cx7="http://schemas.microsoft.com/office/drawing/2016/5/13/chartex" xmlns:cx8="http://schemas.microsoft.com/office/drawing/2016/5/14/chartex" xmlns:mc="http://schemas.openxmlformats.org/markup-compatibility/2006" xmlns:aink="http://schemas.microsoft.com/office/drawing/2016/ink" xmlns:am3d="http://schemas.microsoft.com/office/drawing/2017/model3d" xmlns:o="urn:schemas-microsoft-com:office:office" xmlns:oel="http://schemas.microsoft.com/office/2019/extlst" xmlns:r="http://schemas.openxmlformats.org/officeDocument/2006/relationships" xmlns:m="http://schemas.openxmlformats.org/officeDocument/2006/math" xmlns:v="urn:schemas-microsoft-com:vml" xmlns:wp14="http://schemas.microsoft.com/office/word/2010/wordprocessingDrawing" xmlns:wp="http://schemas.openxmlformats.org/drawingml/2006/wordprocessingDrawing" xmlns:w10="urn:schemas-microsoft-com:office:word" xmlns:w="http://schemas.openxmlformats.org/wordprocessingml/2006/main" xmlns:w14="http://schemas.microsoft.com/office/word/2010/wordml" xmlns:w15="http://schemas.microsoft.com/office/word/2012/wordml" xmlns:w16cex="http://schemas.microsoft.com/office/word/2018/wordml/cex" xmlns:w16cid="http://schemas.microsoft.com/office/word/2016/wordml/cid" xmlns:w16="http://schemas.microsoft.com/office/word/2018/wordml" xmlns:w16du="http://schemas.microsoft.com/office/word/2023/wordml/word16du" xmlns:w16sdtdh="http://schemas.microsoft.com/office/word/2020/wordml/sdtdatahash" xmlns:w16sdtfl="http://schemas.microsoft.com/office/word/2024/wordml/sdtformatlock" xmlns:w16se="http://schemas.microsoft.com/office/word/2015/wordml/symex" xmlns:wpg="http://schemas.microsoft.com/office/word/2010/wordprocessingGroup" xmlns:wpi="http://schemas.microsoft.com/office/word/2010/wordprocessingInk" xmlns:wne="http://schemas.microsoft.com/office/word/2006/wordml" xmlns:wps="http://schemas.microsoft.com/office/word/2010/wordprocessingShape" mc:Ignorable="w14 w15 w16se w16cid w16 w16cex w16sdtdh w16sdtfl w16du wp14">
   <w:endnote w:type="separator" w:id="-1">
     <w:p>
       <w:pPr>
@@ -1297,22 +1154,19 @@
 </file>
 
 <file path=word/footer1.xml><?xml version="1.0" encoding="utf-8"?>
-<w:ftr xmlns:m="http://schemas.openxmlformats.org/officeDocument/2006/math" xmlns:mc="http://schemas.openxmlformats.org/markup-compatibility/2006" xmlns:mo="http://schemas.microsoft.com/office/mac/office/2008/main" xmlns:mv="urn:schemas-microsoft-com:mac:vml" xmlns:o="urn:schemas-microsoft-com:office:office" xmlns:r="http://schemas.openxmlformats.org/officeDocument/2006/relationships" xmlns:v="urn:schemas-microsoft-com:vml" xmlns:w10="urn:schemas-microsoft-com:office:word" xmlns:w14="http://schemas.microsoft.com/office/word/2010/wordml" xmlns:w="http://schemas.openxmlformats.org/wordprocessingml/2006/main" xmlns:wne="http://schemas.microsoft.com/office/word/2006/wordml" xmlns:wp14="http://schemas.microsoft.com/office/word/2010/wordprocessingDrawing" xmlns:wp="http://schemas.openxmlformats.org/drawingml/2006/wordprocessingDrawing" xmlns:wpc="http://schemas.microsoft.com/office/word/2010/wordprocessingCanvas" xmlns:wpg="http://schemas.microsoft.com/office/word/2010/wordprocessingGroup" xmlns:wpi="http://schemas.microsoft.com/office/word/2010/wordprocessingInk" xmlns:wps="http://schemas.microsoft.com/office/word/2010/wordprocessingShape" mc:Ignorable="w14 wp14">
+<w:ftr xmlns:wpc="http://schemas.microsoft.com/office/word/2010/wordprocessingCanvas" xmlns:cx="http://schemas.microsoft.com/office/drawing/2014/chartex" xmlns:cx1="http://schemas.microsoft.com/office/drawing/2015/9/8/chartex" xmlns:cx2="http://schemas.microsoft.com/office/drawing/2015/10/21/chartex" xmlns:cx3="http://schemas.microsoft.com/office/drawing/2016/5/9/chartex" xmlns:cx4="http://schemas.microsoft.com/office/drawing/2016/5/10/chartex" xmlns:cx5="http://schemas.microsoft.com/office/drawing/2016/5/11/chartex" xmlns:cx6="http://schemas.microsoft.com/office/drawing/2016/5/12/chartex" xmlns:cx7="http://schemas.microsoft.com/office/drawing/2016/5/13/chartex" xmlns:cx8="http://schemas.microsoft.com/office/drawing/2016/5/14/chartex" xmlns:mc="http://schemas.openxmlformats.org/markup-compatibility/2006" xmlns:aink="http://schemas.microsoft.com/office/drawing/2016/ink" xmlns:am3d="http://schemas.microsoft.com/office/drawing/2017/model3d" xmlns:o="urn:schemas-microsoft-com:office:office" xmlns:oel="http://schemas.microsoft.com/office/2019/extlst" xmlns:r="http://schemas.openxmlformats.org/officeDocument/2006/relationships" xmlns:m="http://schemas.openxmlformats.org/officeDocument/2006/math" xmlns:v="urn:schemas-microsoft-com:vml" xmlns:wp14="http://schemas.microsoft.com/office/word/2010/wordprocessingDrawing" xmlns:wp="http://schemas.openxmlformats.org/drawingml/2006/wordprocessingDrawing" xmlns:w10="urn:schemas-microsoft-com:office:word" xmlns:w="http://schemas.openxmlformats.org/wordprocessingml/2006/main" xmlns:w14="http://schemas.microsoft.com/office/word/2010/wordml" xmlns:w15="http://schemas.microsoft.com/office/word/2012/wordml" xmlns:w16cex="http://schemas.microsoft.com/office/word/2018/wordml/cex" xmlns:w16cid="http://schemas.microsoft.com/office/word/2016/wordml/cid" xmlns:w16="http://schemas.microsoft.com/office/word/2018/wordml" xmlns:w16du="http://schemas.microsoft.com/office/word/2023/wordml/word16du" xmlns:w16sdtdh="http://schemas.microsoft.com/office/word/2020/wordml/sdtdatahash" xmlns:w16sdtfl="http://schemas.microsoft.com/office/word/2024/wordml/sdtformatlock" xmlns:w16se="http://schemas.microsoft.com/office/word/2015/wordml/symex" xmlns:wpg="http://schemas.microsoft.com/office/word/2010/wordprocessingGroup" xmlns:wpi="http://schemas.microsoft.com/office/word/2010/wordprocessingInk" xmlns:wne="http://schemas.microsoft.com/office/word/2006/wordml" xmlns:wps="http://schemas.microsoft.com/office/word/2010/wordprocessingShape" mc:Ignorable="w14 w15 w16se w16cid w16 w16cex w16sdtdh w16sdtfl w16du wp14">
   <w:p>
     <w:pPr>
-      <w:spacing w:line="240" w:lineRule="auto" w:before="0" w:after="0"/>
-      <w:jc w:val="left"/>
+      <w:spacing w:after="0" w:line="240" w:lineRule="auto"/>
     </w:pPr>
     <w:r>
       <w:rPr>
-        <w:rFonts w:ascii="Aptos" w:hAnsi="Aptos" w:eastAsia="Aptos" w:cs="Aptos"/>
         <w:sz w:val="18"/>
       </w:rPr>
       <w:t xml:space="preserve">From J.M. Larson and H.L. Stedge, </w:t>
     </w:r>
     <w:r>
       <w:rPr>
-        <w:rFonts w:ascii="Aptos" w:hAnsi="Aptos" w:eastAsia="Aptos" w:cs="Aptos"/>
         <w:i/>
         <w:sz w:val="18"/>
       </w:rPr>
@@ -1320,7 +1174,6 @@
     </w:r>
     <w:r>
       <w:rPr>
-        <w:rFonts w:ascii="Aptos" w:hAnsi="Aptos" w:eastAsia="Aptos" w:cs="Aptos"/>
         <w:sz w:val="18"/>
       </w:rPr>
       <w:t xml:space="preserve"> (Human Kinetics, 2027).</w:t>
@@ -1330,7 +1183,7 @@
 </file>
 
 <file path=word/footnotes.xml><?xml version="1.0" encoding="utf-8"?>
-<w:footnotes xmlns:wpc="http://schemas.microsoft.com/office/word/2010/wordprocessingCanvas" xmlns:cx="http://schemas.microsoft.com/office/drawing/2014/chartex" xmlns:cx1="http://schemas.microsoft.com/office/drawing/2015/9/8/chartex" xmlns:cx2="http://schemas.microsoft.com/office/drawing/2015/10/21/chartex" xmlns:cx3="http://schemas.microsoft.com/office/drawing/2016/5/9/chartex" xmlns:cx4="http://schemas.microsoft.com/office/drawing/2016/5/10/chartex" xmlns:cx5="http://schemas.microsoft.com/office/drawing/2016/5/11/chartex" xmlns:cx6="http://schemas.microsoft.com/office/drawing/2016/5/12/chartex" xmlns:cx7="http://schemas.microsoft.com/office/drawing/2016/5/13/chartex" xmlns:cx8="http://schemas.microsoft.com/office/drawing/2016/5/14/chartex" xmlns:mc="http://schemas.openxmlformats.org/markup-compatibility/2006" xmlns:aink="http://schemas.microsoft.com/office/drawing/2016/ink" xmlns:am3d="http://schemas.microsoft.com/office/drawing/2017/model3d" xmlns:o="urn:schemas-microsoft-com:office:office" xmlns:oel="http://schemas.microsoft.com/office/2019/extlst" xmlns:r="http://schemas.openxmlformats.org/officeDocument/2006/relationships" xmlns:m="http://schemas.openxmlformats.org/officeDocument/2006/math" xmlns:v="urn:schemas-microsoft-com:vml" xmlns:wp14="http://schemas.microsoft.com/office/word/2010/wordprocessingDrawing" xmlns:wp="http://schemas.openxmlformats.org/drawingml/2006/wordprocessingDrawing" xmlns:w10="urn:schemas-microsoft-com:office:word" xmlns:w="http://schemas.openxmlformats.org/wordprocessingml/2006/main" xmlns:w14="http://schemas.microsoft.com/office/word/2010/wordml" xmlns:w15="http://schemas.microsoft.com/office/word/2012/wordml" xmlns:w16cei="http://schemas.microsoft.com/office/word/2026/wordml/cei" xmlns:w16cex="http://schemas.microsoft.com/office/word/2018/wordml/cex" xmlns:w16cid="http://schemas.microsoft.com/office/word/2016/wordml/cid" xmlns:w16="http://schemas.microsoft.com/office/word/2018/wordml" xmlns:w16du="http://schemas.microsoft.com/office/word/2023/wordml/word16du" xmlns:w16sdtdh="http://schemas.microsoft.com/office/word/2020/wordml/sdtdatahash" xmlns:w16sdtfl="http://schemas.microsoft.com/office/word/2024/wordml/sdtformatlock" xmlns:w16se="http://schemas.microsoft.com/office/word/2015/wordml/symex" xmlns:wpg="http://schemas.microsoft.com/office/word/2010/wordprocessingGroup" xmlns:wpi="http://schemas.microsoft.com/office/word/2010/wordprocessingInk" xmlns:wne="http://schemas.microsoft.com/office/word/2006/wordml" xmlns:wps="http://schemas.microsoft.com/office/word/2010/wordprocessingShape" mc:Ignorable="w14 w15 w16se w16cid w16 w16cex w16sdtdh w16sdtfl w16du wp14">
+<w:footnotes xmlns:wpc="http://schemas.microsoft.com/office/word/2010/wordprocessingCanvas" xmlns:cx="http://schemas.microsoft.com/office/drawing/2014/chartex" xmlns:cx1="http://schemas.microsoft.com/office/drawing/2015/9/8/chartex" xmlns:cx2="http://schemas.microsoft.com/office/drawing/2015/10/21/chartex" xmlns:cx3="http://schemas.microsoft.com/office/drawing/2016/5/9/chartex" xmlns:cx4="http://schemas.microsoft.com/office/drawing/2016/5/10/chartex" xmlns:cx5="http://schemas.microsoft.com/office/drawing/2016/5/11/chartex" xmlns:cx6="http://schemas.microsoft.com/office/drawing/2016/5/12/chartex" xmlns:cx7="http://schemas.microsoft.com/office/drawing/2016/5/13/chartex" xmlns:cx8="http://schemas.microsoft.com/office/drawing/2016/5/14/chartex" xmlns:mc="http://schemas.openxmlformats.org/markup-compatibility/2006" xmlns:aink="http://schemas.microsoft.com/office/drawing/2016/ink" xmlns:am3d="http://schemas.microsoft.com/office/drawing/2017/model3d" xmlns:o="urn:schemas-microsoft-com:office:office" xmlns:oel="http://schemas.microsoft.com/office/2019/extlst" xmlns:r="http://schemas.openxmlformats.org/officeDocument/2006/relationships" xmlns:m="http://schemas.openxmlformats.org/officeDocument/2006/math" xmlns:v="urn:schemas-microsoft-com:vml" xmlns:wp14="http://schemas.microsoft.com/office/word/2010/wordprocessingDrawing" xmlns:wp="http://schemas.openxmlformats.org/drawingml/2006/wordprocessingDrawing" xmlns:w10="urn:schemas-microsoft-com:office:word" xmlns:w="http://schemas.openxmlformats.org/wordprocessingml/2006/main" xmlns:w14="http://schemas.microsoft.com/office/word/2010/wordml" xmlns:w15="http://schemas.microsoft.com/office/word/2012/wordml" xmlns:w16cex="http://schemas.microsoft.com/office/word/2018/wordml/cex" xmlns:w16cid="http://schemas.microsoft.com/office/word/2016/wordml/cid" xmlns:w16="http://schemas.microsoft.com/office/word/2018/wordml" xmlns:w16du="http://schemas.microsoft.com/office/word/2023/wordml/word16du" xmlns:w16sdtdh="http://schemas.microsoft.com/office/word/2020/wordml/sdtdatahash" xmlns:w16sdtfl="http://schemas.microsoft.com/office/word/2024/wordml/sdtformatlock" xmlns:w16se="http://schemas.microsoft.com/office/word/2015/wordml/symex" xmlns:wpg="http://schemas.microsoft.com/office/word/2010/wordprocessingGroup" xmlns:wpi="http://schemas.microsoft.com/office/word/2010/wordprocessingInk" xmlns:wne="http://schemas.microsoft.com/office/word/2006/wordml" xmlns:wps="http://schemas.microsoft.com/office/word/2010/wordprocessingShape" mc:Ignorable="w14 w15 w16se w16cid w16 w16cex w16sdtdh w16sdtfl w16du wp14">
   <w:footnote w:type="separator" w:id="-1">
     <w:p>
       <w:pPr>
@@ -1355,7 +1208,7 @@
 </file>
 
 <file path=word/numbering.xml><?xml version="1.0" encoding="utf-8"?>
-<w:numbering xmlns:wpc="http://schemas.microsoft.com/office/word/2010/wordprocessingCanvas" xmlns:cx="http://schemas.microsoft.com/office/drawing/2014/chartex" xmlns:cx1="http://schemas.microsoft.com/office/drawing/2015/9/8/chartex" xmlns:cx2="http://schemas.microsoft.com/office/drawing/2015/10/21/chartex" xmlns:cx3="http://schemas.microsoft.com/office/drawing/2016/5/9/chartex" xmlns:cx4="http://schemas.microsoft.com/office/drawing/2016/5/10/chartex" xmlns:cx5="http://schemas.microsoft.com/office/drawing/2016/5/11/chartex" xmlns:cx6="http://schemas.microsoft.com/office/drawing/2016/5/12/chartex" xmlns:cx7="http://schemas.microsoft.com/office/drawing/2016/5/13/chartex" xmlns:cx8="http://schemas.microsoft.com/office/drawing/2016/5/14/chartex" xmlns:mc="http://schemas.openxmlformats.org/markup-compatibility/2006" xmlns:aink="http://schemas.microsoft.com/office/drawing/2016/ink" xmlns:am3d="http://schemas.microsoft.com/office/drawing/2017/model3d" xmlns:o="urn:schemas-microsoft-com:office:office" xmlns:oel="http://schemas.microsoft.com/office/2019/extlst" xmlns:r="http://schemas.openxmlformats.org/officeDocument/2006/relationships" xmlns:m="http://schemas.openxmlformats.org/officeDocument/2006/math" xmlns:v="urn:schemas-microsoft-com:vml" xmlns:wp14="http://schemas.microsoft.com/office/word/2010/wordprocessingDrawing" xmlns:wp="http://schemas.openxmlformats.org/drawingml/2006/wordprocessingDrawing" xmlns:w10="urn:schemas-microsoft-com:office:word" xmlns:w="http://schemas.openxmlformats.org/wordprocessingml/2006/main" xmlns:w14="http://schemas.microsoft.com/office/word/2010/wordml" xmlns:w15="http://schemas.microsoft.com/office/word/2012/wordml" xmlns:w16cei="http://schemas.microsoft.com/office/word/2026/wordml/cei" xmlns:w16cex="http://schemas.microsoft.com/office/word/2018/wordml/cex" xmlns:w16cid="http://schemas.microsoft.com/office/word/2016/wordml/cid" xmlns:w16="http://schemas.microsoft.com/office/word/2018/wordml" xmlns:w16du="http://schemas.microsoft.com/office/word/2023/wordml/word16du" xmlns:w16sdtdh="http://schemas.microsoft.com/office/word/2020/wordml/sdtdatahash" xmlns:w16sdtfl="http://schemas.microsoft.com/office/word/2024/wordml/sdtformatlock" xmlns:w16se="http://schemas.microsoft.com/office/word/2015/wordml/symex" xmlns:wpg="http://schemas.microsoft.com/office/word/2010/wordprocessingGroup" xmlns:wpi="http://schemas.microsoft.com/office/word/2010/wordprocessingInk" xmlns:wne="http://schemas.microsoft.com/office/word/2006/wordml" xmlns:wps="http://schemas.microsoft.com/office/word/2010/wordprocessingShape" mc:Ignorable="w14 w15 w16se w16cid w16 w16cex w16sdtdh w16sdtfl w16du wp14">
+<w:numbering xmlns:wpc="http://schemas.microsoft.com/office/word/2010/wordprocessingCanvas" xmlns:cx="http://schemas.microsoft.com/office/drawing/2014/chartex" xmlns:cx1="http://schemas.microsoft.com/office/drawing/2015/9/8/chartex" xmlns:cx2="http://schemas.microsoft.com/office/drawing/2015/10/21/chartex" xmlns:cx3="http://schemas.microsoft.com/office/drawing/2016/5/9/chartex" xmlns:cx4="http://schemas.microsoft.com/office/drawing/2016/5/10/chartex" xmlns:cx5="http://schemas.microsoft.com/office/drawing/2016/5/11/chartex" xmlns:cx6="http://schemas.microsoft.com/office/drawing/2016/5/12/chartex" xmlns:cx7="http://schemas.microsoft.com/office/drawing/2016/5/13/chartex" xmlns:cx8="http://schemas.microsoft.com/office/drawing/2016/5/14/chartex" xmlns:mc="http://schemas.openxmlformats.org/markup-compatibility/2006" xmlns:aink="http://schemas.microsoft.com/office/drawing/2016/ink" xmlns:am3d="http://schemas.microsoft.com/office/drawing/2017/model3d" xmlns:o="urn:schemas-microsoft-com:office:office" xmlns:oel="http://schemas.microsoft.com/office/2019/extlst" xmlns:r="http://schemas.openxmlformats.org/officeDocument/2006/relationships" xmlns:m="http://schemas.openxmlformats.org/officeDocument/2006/math" xmlns:v="urn:schemas-microsoft-com:vml" xmlns:wp14="http://schemas.microsoft.com/office/word/2010/wordprocessingDrawing" xmlns:wp="http://schemas.openxmlformats.org/drawingml/2006/wordprocessingDrawing" xmlns:w10="urn:schemas-microsoft-com:office:word" xmlns:w="http://schemas.openxmlformats.org/wordprocessingml/2006/main" xmlns:w14="http://schemas.microsoft.com/office/word/2010/wordml" xmlns:w15="http://schemas.microsoft.com/office/word/2012/wordml" xmlns:w16cex="http://schemas.microsoft.com/office/word/2018/wordml/cex" xmlns:w16cid="http://schemas.microsoft.com/office/word/2016/wordml/cid" xmlns:w16="http://schemas.microsoft.com/office/word/2018/wordml" xmlns:w16du="http://schemas.microsoft.com/office/word/2023/wordml/word16du" xmlns:w16sdtdh="http://schemas.microsoft.com/office/word/2020/wordml/sdtdatahash" xmlns:w16sdtfl="http://schemas.microsoft.com/office/word/2024/wordml/sdtformatlock" xmlns:w16se="http://schemas.microsoft.com/office/word/2015/wordml/symex" xmlns:wpg="http://schemas.microsoft.com/office/word/2010/wordprocessingGroup" xmlns:wpi="http://schemas.microsoft.com/office/word/2010/wordprocessingInk" xmlns:wne="http://schemas.microsoft.com/office/word/2006/wordml" xmlns:wps="http://schemas.microsoft.com/office/word/2010/wordprocessingShape" mc:Ignorable="w14 w15 w16se w16cid w16 w16cex w16sdtdh w16sdtfl w16du wp14">
   <w:abstractNum w:abstractNumId="0" w15:restartNumberingAfterBreak="0">
     <w:nsid w:val="83A8C409"/>
     <w:multiLevelType w:val="hybridMultilevel"/>
@@ -4282,14 +4135,6 @@
     <w:abstractNumId w:val="8"/>
   </w:num>
 </w:numbering>
-</file>
-
-<file path=word/people.xml><?xml version="1.0" encoding="utf-8"?>
-<w15:people xmlns:wpc="http://schemas.microsoft.com/office/word/2010/wordprocessingCanvas" xmlns:cx="http://schemas.microsoft.com/office/drawing/2014/chartex" xmlns:cx1="http://schemas.microsoft.com/office/drawing/2015/9/8/chartex" xmlns:cx2="http://schemas.microsoft.com/office/drawing/2015/10/21/chartex" xmlns:cx3="http://schemas.microsoft.com/office/drawing/2016/5/9/chartex" xmlns:cx4="http://schemas.microsoft.com/office/drawing/2016/5/10/chartex" xmlns:cx5="http://schemas.microsoft.com/office/drawing/2016/5/11/chartex" xmlns:cx6="http://schemas.microsoft.com/office/drawing/2016/5/12/chartex" xmlns:cx7="http://schemas.microsoft.com/office/drawing/2016/5/13/chartex" xmlns:cx8="http://schemas.microsoft.com/office/drawing/2016/5/14/chartex" xmlns:mc="http://schemas.openxmlformats.org/markup-compatibility/2006" xmlns:aink="http://schemas.microsoft.com/office/drawing/2016/ink" xmlns:am3d="http://schemas.microsoft.com/office/drawing/2017/model3d" xmlns:o="urn:schemas-microsoft-com:office:office" xmlns:oel="http://schemas.microsoft.com/office/2019/extlst" xmlns:r="http://schemas.openxmlformats.org/officeDocument/2006/relationships" xmlns:m="http://schemas.openxmlformats.org/officeDocument/2006/math" xmlns:v="urn:schemas-microsoft-com:vml" xmlns:wp14="http://schemas.microsoft.com/office/word/2010/wordprocessingDrawing" xmlns:wp="http://schemas.openxmlformats.org/drawingml/2006/wordprocessingDrawing" xmlns:w10="urn:schemas-microsoft-com:office:word" xmlns:w="http://schemas.openxmlformats.org/wordprocessingml/2006/main" xmlns:w14="http://schemas.microsoft.com/office/word/2010/wordml" xmlns:w15="http://schemas.microsoft.com/office/word/2012/wordml" xmlns:w16cei="http://schemas.microsoft.com/office/word/2026/wordml/cei" xmlns:w16cex="http://schemas.microsoft.com/office/word/2018/wordml/cex" xmlns:w16cid="http://schemas.microsoft.com/office/word/2016/wordml/cid" xmlns:w16="http://schemas.microsoft.com/office/word/2018/wordml" xmlns:w16du="http://schemas.microsoft.com/office/word/2023/wordml/word16du" xmlns:w16sdtdh="http://schemas.microsoft.com/office/word/2020/wordml/sdtdatahash" xmlns:w16sdtfl="http://schemas.microsoft.com/office/word/2024/wordml/sdtformatlock" xmlns:w16se="http://schemas.microsoft.com/office/word/2015/wordml/symex" xmlns:wpg="http://schemas.microsoft.com/office/word/2010/wordprocessingGroup" xmlns:wpi="http://schemas.microsoft.com/office/word/2010/wordprocessingInk" xmlns:wne="http://schemas.microsoft.com/office/word/2006/wordml" xmlns:wps="http://schemas.microsoft.com/office/word/2010/wordprocessingShape" mc:Ignorable="w14 w15 w16se w16cid w16 w16cex w16sdtdh w16sdtfl w16du wp14">
-  <w15:person w15:author="Anna Seaman">
-    <w15:presenceInfo w15:providerId="AD" w15:userId="S::AnnaS@hkusa.com::713ab380-bdda-4997-81d0-fa539102c996"/>
-  </w15:person>
-</w15:people>
 </file>
 
 <file path=word/styles.xml><?xml version="1.0" encoding="utf-8"?>
@@ -4689,7 +4534,7 @@
       <w:spacing w:after="160" w:line="259" w:lineRule="auto"/>
     </w:pPr>
     <w:rPr>
-      <w:rFonts w:ascii="Aptos" w:hAnsi="Aptos" w:eastAsia="Aptos" w:cs="Aptos"/>
+      <w:rFonts w:cs="Aptos"/>
       <w:kern w:val="2"/>
       <w:sz w:val="22"/>
       <w:szCs w:val="22"/>
@@ -5786,4 +5631,16 @@
     </a:ext>
   </a:extLst>
 </a:theme>
+</file>
+
+<file path=customXml/item1.xml><?xml version="1.0" encoding="utf-8"?>
+<b:Sources xmlns:b="http://schemas.openxmlformats.org/officeDocument/2006/bibliography" xmlns="http://schemas.openxmlformats.org/officeDocument/2006/bibliography" SelectedStyle="\APASixthEditionOfficeOnline.xsl" StyleName="APA" Version="6"/>
+</file>
+
+<file path=customXml/itemProps1.xml><?xml version="1.0" encoding="utf-8"?>
+<ds:datastoreItem xmlns:ds="http://schemas.openxmlformats.org/officeDocument/2006/customXml" ds:itemID="{8B4C3A4C-CAF7-4856-A26C-48522909B2BB}">
+  <ds:schemaRefs>
+    <ds:schemaRef ds:uri="http://schemas.openxmlformats.org/officeDocument/2006/bibliography"/>
+  </ds:schemaRefs>
+</ds:datastoreItem>
 </file>
--- a/assets/downloads/simulation-10/instructions-for-sp-1-hotel-room-gi.docx
+++ b/assets/downloads/simulation-10/instructions-for-sp-1-hotel-room-gi.docx
@@ -1,6 +1,6 @@
 
 <file path=word/document.xml><?xml version="1.0" encoding="utf-8"?>
-<w:document xmlns:wpc="http://schemas.microsoft.com/office/word/2010/wordprocessingCanvas" xmlns:cx="http://schemas.microsoft.com/office/drawing/2014/chartex" xmlns:cx1="http://schemas.microsoft.com/office/drawing/2015/9/8/chartex" xmlns:cx2="http://schemas.microsoft.com/office/drawing/2015/10/21/chartex" xmlns:cx3="http://schemas.microsoft.com/office/drawing/2016/5/9/chartex" xmlns:cx4="http://schemas.microsoft.com/office/drawing/2016/5/10/chartex" xmlns:cx5="http://schemas.microsoft.com/office/drawing/2016/5/11/chartex" xmlns:cx6="http://schemas.microsoft.com/office/drawing/2016/5/12/chartex" xmlns:cx7="http://schemas.microsoft.com/office/drawing/2016/5/13/chartex" xmlns:cx8="http://schemas.microsoft.com/office/drawing/2016/5/14/chartex" xmlns:mc="http://schemas.openxmlformats.org/markup-compatibility/2006" xmlns:aink="http://schemas.microsoft.com/office/drawing/2016/ink" xmlns:am3d="http://schemas.microsoft.com/office/drawing/2017/model3d" xmlns:o="urn:schemas-microsoft-com:office:office" xmlns:oel="http://schemas.microsoft.com/office/2019/extlst" xmlns:r="http://schemas.openxmlformats.org/officeDocument/2006/relationships" xmlns:m="http://schemas.openxmlformats.org/officeDocument/2006/math" xmlns:v="urn:schemas-microsoft-com:vml" xmlns:wp14="http://schemas.microsoft.com/office/word/2010/wordprocessingDrawing" xmlns:wp="http://schemas.openxmlformats.org/drawingml/2006/wordprocessingDrawing" xmlns:w10="urn:schemas-microsoft-com:office:word" xmlns:w="http://schemas.openxmlformats.org/wordprocessingml/2006/main" xmlns:w14="http://schemas.microsoft.com/office/word/2010/wordml" xmlns:w15="http://schemas.microsoft.com/office/word/2012/wordml" xmlns:w16cex="http://schemas.microsoft.com/office/word/2018/wordml/cex" xmlns:w16cid="http://schemas.microsoft.com/office/word/2016/wordml/cid" xmlns:w16="http://schemas.microsoft.com/office/word/2018/wordml" xmlns:w16du="http://schemas.microsoft.com/office/word/2023/wordml/word16du" xmlns:w16sdtdh="http://schemas.microsoft.com/office/word/2020/wordml/sdtdatahash" xmlns:w16sdtfl="http://schemas.microsoft.com/office/word/2024/wordml/sdtformatlock" xmlns:w16se="http://schemas.microsoft.com/office/word/2015/wordml/symex" xmlns:wpg="http://schemas.microsoft.com/office/word/2010/wordprocessingGroup" xmlns:wpi="http://schemas.microsoft.com/office/word/2010/wordprocessingInk" xmlns:wne="http://schemas.microsoft.com/office/word/2006/wordml" xmlns:wps="http://schemas.microsoft.com/office/word/2010/wordprocessingShape" mc:Ignorable="w14 w15 w16se w16cid w16 w16cex w16sdtdh w16sdtfl w16du wp14">
+<w:document xmlns:wpc="http://schemas.microsoft.com/office/word/2010/wordprocessingCanvas" xmlns:cx="http://schemas.microsoft.com/office/drawing/2014/chartex" xmlns:cx1="http://schemas.microsoft.com/office/drawing/2015/9/8/chartex" xmlns:cx2="http://schemas.microsoft.com/office/drawing/2015/10/21/chartex" xmlns:cx3="http://schemas.microsoft.com/office/drawing/2016/5/9/chartex" xmlns:cx4="http://schemas.microsoft.com/office/drawing/2016/5/10/chartex" xmlns:cx5="http://schemas.microsoft.com/office/drawing/2016/5/11/chartex" xmlns:cx6="http://schemas.microsoft.com/office/drawing/2016/5/12/chartex" xmlns:cx7="http://schemas.microsoft.com/office/drawing/2016/5/13/chartex" xmlns:cx8="http://schemas.microsoft.com/office/drawing/2016/5/14/chartex" xmlns:mc="http://schemas.openxmlformats.org/markup-compatibility/2006" xmlns:aink="http://schemas.microsoft.com/office/drawing/2016/ink" xmlns:am3d="http://schemas.microsoft.com/office/drawing/2017/model3d" xmlns:o="urn:schemas-microsoft-com:office:office" xmlns:oel="http://schemas.microsoft.com/office/2019/extlst" xmlns:r="http://schemas.openxmlformats.org/officeDocument/2006/relationships" xmlns:m="http://schemas.openxmlformats.org/officeDocument/2006/math" xmlns:v="urn:schemas-microsoft-com:vml" xmlns:wp14="http://schemas.microsoft.com/office/word/2010/wordprocessingDrawing" xmlns:wp="http://schemas.openxmlformats.org/drawingml/2006/wordprocessingDrawing" xmlns:w10="urn:schemas-microsoft-com:office:word" xmlns:w="http://schemas.openxmlformats.org/wordprocessingml/2006/main" xmlns:w14="http://schemas.microsoft.com/office/word/2010/wordml" xmlns:w15="http://schemas.microsoft.com/office/word/2012/wordml" xmlns:w16cei="http://schemas.microsoft.com/office/word/2026/wordml/cei" xmlns:w16cex="http://schemas.microsoft.com/office/word/2018/wordml/cex" xmlns:w16cid="http://schemas.microsoft.com/office/word/2016/wordml/cid" xmlns:w16="http://schemas.microsoft.com/office/word/2018/wordml" xmlns:w16du="http://schemas.microsoft.com/office/word/2023/wordml/word16du" xmlns:w16sdtdh="http://schemas.microsoft.com/office/word/2020/wordml/sdtdatahash" xmlns:w16sdtfl="http://schemas.microsoft.com/office/word/2024/wordml/sdtformatlock" xmlns:w16se="http://schemas.microsoft.com/office/word/2015/wordml/symex" xmlns:wpg="http://schemas.microsoft.com/office/word/2010/wordprocessingGroup" xmlns:wpi="http://schemas.microsoft.com/office/word/2010/wordprocessingInk" xmlns:wne="http://schemas.microsoft.com/office/word/2006/wordml" xmlns:wps="http://schemas.microsoft.com/office/word/2010/wordprocessingShape" mc:Ignorable="w14 w15 w16se w16cid w16 w16cex w16sdtdh w16sdtfl w16du wp14">
   <w:body>
     <w:p>
       <w:pPr>
@@ -15,36 +15,64 @@
       </w:pPr>
       <w:r>
         <w:rPr>
-          <w:rFonts w:ascii="Aptos" w:eastAsia="Aptos" w:hAnsi="Aptos"/>
-          <w:color w:val="000000"/>
+          <w:rFonts w:ascii="Aptos" w:hAnsi="Aptos" w:eastAsia="Aptos" w:cs="Aptos"/>
+          <w:color w:val="000000"/>
+          <w:sz w:val="40"/>
+          <w:szCs w:val="40"/>
+        </w:rPr>
+        <w:t/>
+      </w:r>
+      <w:r>
+        <w:rPr>
+          <w:rFonts w:ascii="Aptos" w:hAnsi="Aptos" w:eastAsia="Aptos" w:cs="Aptos"/>
+          <w:color w:val="000000"/>
+          <w:sz w:val="40"/>
+          <w:szCs w:val="40"/>
+        </w:rPr>
+        <w:t/>
+      </w:r>
+      <w:r>
+        <w:rPr>
+          <w:rFonts w:ascii="Aptos" w:hAnsi="Aptos" w:eastAsia="Aptos" w:cs="Aptos"/>
+          <w:color w:val="000000"/>
+          <w:sz w:val="40"/>
+          <w:szCs w:val="40"/>
         </w:rPr>
         <w:t xml:space="preserve">Instructions for </w:t>
       </w:r>
       <w:r>
         <w:rPr>
-          <w:rFonts w:ascii="Aptos" w:eastAsia="Aptos" w:hAnsi="Aptos"/>
-          <w:color w:val="000000"/>
+          <w:rFonts w:ascii="Aptos" w:hAnsi="Aptos" w:eastAsia="Aptos" w:cs="Aptos"/>
+          <w:color w:val="000000"/>
+          <w:sz w:val="40"/>
+          <w:szCs w:val="40"/>
         </w:rPr>
         <w:t xml:space="preserve">SP </w:t>
       </w:r>
       <w:r>
         <w:rPr>
-          <w:rFonts w:ascii="Aptos" w:eastAsia="Aptos" w:hAnsi="Aptos"/>
-          <w:color w:val="000000"/>
+          <w:rFonts w:ascii="Aptos" w:hAnsi="Aptos" w:eastAsia="Aptos" w:cs="Aptos"/>
+          <w:color w:val="000000"/>
+          <w:sz w:val="40"/>
+          <w:szCs w:val="40"/>
         </w:rPr>
         <w:t>1</w:t>
       </w:r>
       <w:r>
         <w:rPr>
-          <w:rFonts w:ascii="Aptos" w:eastAsia="Aptos" w:hAnsi="Aptos"/>
-          <w:color w:val="000000"/>
+          <w:rFonts w:ascii="Aptos" w:hAnsi="Aptos" w:eastAsia="Aptos" w:cs="Aptos"/>
+          <w:color w:val="000000"/>
+          <w:sz w:val="40"/>
+          <w:szCs w:val="40"/>
         </w:rPr>
         <w:t xml:space="preserve">: </w:t>
       </w:r>
       <w:r>
         <w:rPr>
-          <w:rFonts w:ascii="Aptos" w:eastAsia="Aptos" w:hAnsi="Aptos"/>
-          <w:color w:val="000000"/>
+          <w:rFonts w:ascii="Aptos" w:hAnsi="Aptos" w:eastAsia="Aptos" w:cs="Aptos"/>
+          <w:color w:val="000000"/>
+          <w:sz w:val="40"/>
+          <w:szCs w:val="40"/>
         </w:rPr>
         <w:t>Hotel Room, GI</w:t>
       </w:r>
@@ -61,6 +89,7 @@
       </w:pPr>
       <w:r>
         <w:rPr>
+          <w:rFonts w:ascii="Aptos" w:hAnsi="Aptos" w:eastAsia="Aptos" w:cs="Aptos"/>
           <w:color w:val="000000"/>
           <w:sz w:val="24"/>
           <w:szCs w:val="24"/>
@@ -69,6 +98,7 @@
       </w:r>
       <w:r>
         <w:rPr>
+          <w:rFonts w:ascii="Aptos" w:hAnsi="Aptos" w:eastAsia="Aptos" w:cs="Aptos"/>
           <w:color w:val="000000"/>
           <w:sz w:val="24"/>
           <w:szCs w:val="24"/>
@@ -77,6 +107,7 @@
       </w:r>
       <w:r>
         <w:rPr>
+          <w:rFonts w:ascii="Aptos" w:hAnsi="Aptos" w:eastAsia="Aptos" w:cs="Aptos"/>
           <w:color w:val="000000"/>
           <w:sz w:val="24"/>
           <w:szCs w:val="24"/>
@@ -85,6 +116,7 @@
       </w:r>
       <w:r>
         <w:rPr>
+          <w:rFonts w:ascii="Aptos" w:hAnsi="Aptos" w:eastAsia="Aptos" w:cs="Aptos"/>
           <w:color w:val="000000"/>
           <w:sz w:val="24"/>
           <w:szCs w:val="24"/>
@@ -93,6 +125,7 @@
       </w:r>
       <w:r>
         <w:rPr>
+          <w:rFonts w:ascii="Aptos" w:hAnsi="Aptos" w:eastAsia="Aptos" w:cs="Aptos"/>
           <w:color w:val="000000"/>
           <w:sz w:val="24"/>
           <w:szCs w:val="24"/>
@@ -101,6 +134,7 @@
       </w:r>
       <w:r>
         <w:rPr>
+          <w:rFonts w:ascii="Aptos" w:hAnsi="Aptos" w:eastAsia="Aptos" w:cs="Aptos"/>
           <w:color w:val="000000"/>
           <w:sz w:val="24"/>
           <w:szCs w:val="24"/>
@@ -109,6 +143,7 @@
       </w:r>
       <w:r>
         <w:rPr>
+          <w:rFonts w:ascii="Aptos" w:hAnsi="Aptos" w:eastAsia="Aptos" w:cs="Aptos"/>
           <w:color w:val="000000"/>
           <w:sz w:val="24"/>
           <w:szCs w:val="24"/>
@@ -118,6 +153,7 @@
       <w:proofErr w:type="gramStart"/>
       <w:r>
         <w:rPr>
+          <w:rFonts w:ascii="Aptos" w:hAnsi="Aptos" w:eastAsia="Aptos" w:cs="Aptos"/>
           <w:color w:val="000000"/>
           <w:sz w:val="24"/>
           <w:szCs w:val="24"/>
@@ -127,6 +163,7 @@
       <w:proofErr w:type="gramEnd"/>
       <w:r>
         <w:rPr>
+          <w:rFonts w:ascii="Aptos" w:hAnsi="Aptos" w:eastAsia="Aptos" w:cs="Aptos"/>
           <w:color w:val="000000"/>
           <w:sz w:val="24"/>
           <w:szCs w:val="24"/>
@@ -135,6 +172,7 @@
       </w:r>
       <w:r>
         <w:rPr>
+          <w:rFonts w:ascii="Aptos" w:hAnsi="Aptos" w:eastAsia="Aptos" w:cs="Aptos"/>
           <w:color w:val="000000"/>
           <w:sz w:val="24"/>
           <w:szCs w:val="24"/>
@@ -143,6 +181,7 @@
       </w:r>
       <w:r>
         <w:rPr>
+          <w:rFonts w:ascii="Aptos" w:hAnsi="Aptos" w:eastAsia="Aptos" w:cs="Aptos"/>
           <w:color w:val="000000"/>
           <w:sz w:val="24"/>
           <w:szCs w:val="24"/>
@@ -151,6 +190,7 @@
       </w:r>
       <w:r>
         <w:rPr>
+          <w:rFonts w:ascii="Aptos" w:hAnsi="Aptos" w:eastAsia="Aptos" w:cs="Aptos"/>
           <w:color w:val="000000"/>
           <w:sz w:val="24"/>
           <w:szCs w:val="24"/>
@@ -159,6 +199,7 @@
       </w:r>
       <w:r>
         <w:rPr>
+          <w:rFonts w:ascii="Aptos" w:hAnsi="Aptos" w:eastAsia="Aptos" w:cs="Aptos"/>
           <w:color w:val="000000"/>
           <w:sz w:val="24"/>
           <w:szCs w:val="24"/>
@@ -178,16 +219,19 @@
       </w:pPr>
       <w:r>
         <w:rPr>
+          <w:rFonts w:ascii="Aptos" w:hAnsi="Aptos" w:eastAsia="Aptos" w:cs="Aptos"/>
           <w:b/>
           <w:bCs/>
           <w:color w:val="000000"/>
           <w:sz w:val="24"/>
           <w:szCs w:val="24"/>
         </w:rPr>
+        <w:lastRenderedPageBreak/>
         <w:t xml:space="preserve">Opening </w:t>
       </w:r>
       <w:r>
         <w:rPr>
+          <w:rFonts w:ascii="Aptos" w:hAnsi="Aptos" w:eastAsia="Aptos" w:cs="Aptos"/>
           <w:b/>
           <w:bCs/>
           <w:color w:val="000000"/>
@@ -198,6 +242,7 @@
       </w:r>
       <w:r>
         <w:rPr>
+          <w:rFonts w:ascii="Aptos" w:hAnsi="Aptos" w:eastAsia="Aptos" w:cs="Aptos"/>
           <w:b/>
           <w:bCs/>
           <w:color w:val="000000"/>
@@ -208,6 +253,7 @@
       </w:r>
       <w:r>
         <w:rPr>
+          <w:rFonts w:ascii="Aptos" w:hAnsi="Aptos" w:eastAsia="Aptos" w:cs="Aptos"/>
           <w:color w:val="000000"/>
           <w:sz w:val="24"/>
           <w:szCs w:val="24"/>
@@ -216,6 +262,7 @@
       </w:r>
       <w:r>
         <w:rPr>
+          <w:rFonts w:ascii="Aptos" w:hAnsi="Aptos" w:eastAsia="Aptos" w:cs="Aptos"/>
           <w:color w:val="000000"/>
           <w:sz w:val="24"/>
           <w:szCs w:val="24"/>
@@ -224,6 +271,7 @@
       </w:r>
       <w:r>
         <w:rPr>
+          <w:rFonts w:ascii="Aptos" w:hAnsi="Aptos" w:eastAsia="Aptos" w:cs="Aptos"/>
           <w:color w:val="000000"/>
           <w:sz w:val="24"/>
           <w:szCs w:val="24"/>
@@ -232,6 +280,7 @@
       </w:r>
       <w:r>
         <w:rPr>
+          <w:rFonts w:ascii="Aptos" w:hAnsi="Aptos" w:eastAsia="Aptos" w:cs="Aptos"/>
           <w:color w:val="000000"/>
           <w:sz w:val="24"/>
           <w:szCs w:val="24"/>
@@ -240,6 +289,7 @@
       </w:r>
       <w:r>
         <w:rPr>
+          <w:rFonts w:ascii="Aptos" w:hAnsi="Aptos" w:eastAsia="Aptos" w:cs="Aptos"/>
           <w:color w:val="000000"/>
           <w:sz w:val="24"/>
           <w:szCs w:val="24"/>
@@ -248,6 +298,7 @@
       </w:r>
       <w:r>
         <w:rPr>
+          <w:rFonts w:ascii="Aptos" w:hAnsi="Aptos" w:eastAsia="Aptos" w:cs="Aptos"/>
           <w:color w:val="000000"/>
           <w:sz w:val="24"/>
           <w:szCs w:val="24"/>
@@ -256,6 +307,7 @@
       </w:r>
       <w:r>
         <w:rPr>
+          <w:rFonts w:ascii="Aptos" w:hAnsi="Aptos" w:eastAsia="Aptos" w:cs="Aptos"/>
           <w:color w:val="000000"/>
           <w:sz w:val="24"/>
           <w:szCs w:val="24"/>
@@ -275,6 +327,7 @@
       </w:pPr>
       <w:r>
         <w:rPr>
+          <w:rFonts w:ascii="Aptos" w:hAnsi="Aptos" w:eastAsia="Aptos" w:cs="Aptos"/>
           <w:b/>
           <w:bCs/>
           <w:color w:val="000000"/>
@@ -285,6 +338,7 @@
       </w:r>
       <w:r>
         <w:rPr>
+          <w:rFonts w:ascii="Aptos" w:hAnsi="Aptos" w:eastAsia="Aptos" w:cs="Aptos"/>
           <w:b/>
           <w:bCs/>
           <w:color w:val="000000"/>
@@ -295,6 +349,7 @@
       </w:r>
       <w:r>
         <w:rPr>
+          <w:rFonts w:ascii="Aptos" w:hAnsi="Aptos" w:eastAsia="Aptos" w:cs="Aptos"/>
           <w:b/>
           <w:bCs/>
           <w:color w:val="000000"/>
@@ -305,6 +360,7 @@
       </w:r>
       <w:r>
         <w:rPr>
+          <w:rFonts w:ascii="Aptos" w:hAnsi="Aptos" w:eastAsia="Aptos" w:cs="Aptos"/>
           <w:b/>
           <w:bCs/>
           <w:color w:val="000000"/>
@@ -315,6 +371,7 @@
       </w:r>
       <w:r>
         <w:rPr>
+          <w:rFonts w:ascii="Aptos" w:hAnsi="Aptos" w:eastAsia="Aptos" w:cs="Aptos"/>
           <w:b/>
           <w:bCs/>
           <w:color w:val="000000"/>
@@ -325,6 +382,7 @@
       </w:r>
       <w:r>
         <w:rPr>
+          <w:rFonts w:ascii="Aptos" w:hAnsi="Aptos" w:eastAsia="Aptos" w:cs="Aptos"/>
           <w:color w:val="000000"/>
           <w:sz w:val="24"/>
           <w:szCs w:val="24"/>
@@ -333,6 +391,7 @@
       </w:r>
       <w:r>
         <w:rPr>
+          <w:rFonts w:ascii="Aptos" w:hAnsi="Aptos" w:eastAsia="Aptos" w:cs="Aptos"/>
           <w:color w:val="000000"/>
           <w:sz w:val="24"/>
           <w:szCs w:val="24"/>
@@ -352,6 +411,7 @@
       </w:pPr>
       <w:r>
         <w:rPr>
+          <w:rFonts w:ascii="Aptos" w:hAnsi="Aptos" w:eastAsia="Aptos" w:cs="Aptos"/>
           <w:b/>
           <w:bCs/>
           <w:color w:val="000000"/>
@@ -362,6 +422,7 @@
       </w:r>
       <w:r>
         <w:rPr>
+          <w:rFonts w:ascii="Aptos" w:hAnsi="Aptos" w:eastAsia="Aptos" w:cs="Aptos"/>
           <w:color w:val="000000"/>
           <w:sz w:val="24"/>
           <w:szCs w:val="24"/>
@@ -381,6 +442,7 @@
       </w:pPr>
       <w:r>
         <w:rPr>
+          <w:rFonts w:ascii="Aptos" w:hAnsi="Aptos" w:eastAsia="Aptos" w:cs="Aptos"/>
           <w:b/>
           <w:bCs/>
           <w:color w:val="000000"/>
@@ -391,6 +453,7 @@
       </w:r>
       <w:r>
         <w:rPr>
+          <w:rFonts w:ascii="Aptos" w:hAnsi="Aptos" w:eastAsia="Aptos" w:cs="Aptos"/>
           <w:color w:val="000000"/>
           <w:sz w:val="24"/>
           <w:szCs w:val="24"/>
@@ -399,6 +462,7 @@
       </w:r>
       <w:r>
         <w:rPr>
+          <w:rFonts w:ascii="Aptos" w:hAnsi="Aptos" w:eastAsia="Aptos" w:cs="Aptos"/>
           <w:color w:val="000000"/>
           <w:sz w:val="24"/>
           <w:szCs w:val="24"/>
@@ -407,6 +471,7 @@
       </w:r>
       <w:r>
         <w:rPr>
+          <w:rFonts w:ascii="Aptos" w:hAnsi="Aptos" w:eastAsia="Aptos" w:cs="Aptos"/>
           <w:color w:val="000000"/>
           <w:sz w:val="24"/>
           <w:szCs w:val="24"/>
@@ -415,6 +480,7 @@
       </w:r>
       <w:r>
         <w:rPr>
+          <w:rFonts w:ascii="Aptos" w:hAnsi="Aptos" w:eastAsia="Aptos" w:cs="Aptos"/>
           <w:color w:val="000000"/>
           <w:sz w:val="24"/>
           <w:szCs w:val="24"/>
@@ -423,6 +489,7 @@
       </w:r>
       <w:r>
         <w:rPr>
+          <w:rFonts w:ascii="Aptos" w:hAnsi="Aptos" w:eastAsia="Aptos" w:cs="Aptos"/>
           <w:color w:val="000000"/>
           <w:sz w:val="24"/>
           <w:szCs w:val="24"/>
@@ -431,6 +498,7 @@
       </w:r>
       <w:r>
         <w:rPr>
+          <w:rFonts w:ascii="Aptos" w:hAnsi="Aptos" w:eastAsia="Aptos" w:cs="Aptos"/>
           <w:color w:val="000000"/>
           <w:sz w:val="24"/>
           <w:szCs w:val="24"/>
@@ -439,6 +507,7 @@
       </w:r>
       <w:r>
         <w:rPr>
+          <w:rFonts w:ascii="Aptos" w:hAnsi="Aptos" w:eastAsia="Aptos" w:cs="Aptos"/>
           <w:color w:val="000000"/>
           <w:sz w:val="24"/>
           <w:szCs w:val="24"/>
@@ -447,6 +516,7 @@
       </w:r>
       <w:r>
         <w:rPr>
+          <w:rFonts w:ascii="Aptos" w:hAnsi="Aptos" w:eastAsia="Aptos" w:cs="Aptos"/>
           <w:color w:val="000000"/>
           <w:sz w:val="24"/>
           <w:szCs w:val="24"/>
@@ -455,6 +525,7 @@
       </w:r>
       <w:r>
         <w:rPr>
+          <w:rFonts w:ascii="Aptos" w:hAnsi="Aptos" w:eastAsia="Aptos" w:cs="Aptos"/>
           <w:color w:val="000000"/>
           <w:sz w:val="24"/>
           <w:szCs w:val="24"/>
@@ -463,6 +534,7 @@
       </w:r>
       <w:r>
         <w:rPr>
+          <w:rFonts w:ascii="Aptos" w:hAnsi="Aptos" w:eastAsia="Aptos" w:cs="Aptos"/>
           <w:color w:val="000000"/>
           <w:sz w:val="24"/>
           <w:szCs w:val="24"/>
@@ -471,6 +543,7 @@
       </w:r>
       <w:r>
         <w:rPr>
+          <w:rFonts w:ascii="Aptos" w:hAnsi="Aptos" w:eastAsia="Aptos" w:cs="Aptos"/>
           <w:color w:val="000000"/>
           <w:sz w:val="24"/>
           <w:szCs w:val="24"/>
@@ -479,6 +552,7 @@
       </w:r>
       <w:r>
         <w:rPr>
+          <w:rFonts w:ascii="Aptos" w:hAnsi="Aptos" w:eastAsia="Aptos" w:cs="Aptos"/>
           <w:color w:val="000000"/>
           <w:sz w:val="24"/>
           <w:szCs w:val="24"/>
@@ -487,6 +561,7 @@
       </w:r>
       <w:r>
         <w:rPr>
+          <w:rFonts w:ascii="Aptos" w:hAnsi="Aptos" w:eastAsia="Aptos" w:cs="Aptos"/>
           <w:color w:val="000000"/>
           <w:sz w:val="24"/>
           <w:szCs w:val="24"/>
@@ -495,6 +570,7 @@
       </w:r>
       <w:r>
         <w:rPr>
+          <w:rFonts w:ascii="Aptos" w:hAnsi="Aptos" w:eastAsia="Aptos" w:cs="Aptos"/>
           <w:color w:val="000000"/>
           <w:sz w:val="24"/>
           <w:szCs w:val="24"/>
@@ -503,6 +579,7 @@
       </w:r>
       <w:r>
         <w:rPr>
+          <w:rFonts w:ascii="Aptos" w:hAnsi="Aptos" w:eastAsia="Aptos" w:cs="Aptos"/>
           <w:color w:val="000000"/>
           <w:sz w:val="24"/>
           <w:szCs w:val="24"/>
@@ -511,6 +588,7 @@
       </w:r>
       <w:r>
         <w:rPr>
+          <w:rFonts w:ascii="Aptos" w:hAnsi="Aptos" w:eastAsia="Aptos" w:cs="Aptos"/>
           <w:color w:val="000000"/>
           <w:sz w:val="24"/>
           <w:szCs w:val="24"/>
@@ -530,6 +608,7 @@
       </w:pPr>
       <w:r>
         <w:rPr>
+          <w:rFonts w:ascii="Aptos" w:hAnsi="Aptos" w:eastAsia="Aptos" w:cs="Aptos"/>
           <w:b/>
           <w:bCs/>
           <w:color w:val="000000"/>
@@ -540,6 +619,7 @@
       </w:r>
       <w:r>
         <w:rPr>
+          <w:rFonts w:ascii="Aptos" w:hAnsi="Aptos" w:eastAsia="Aptos" w:cs="Aptos"/>
           <w:b/>
           <w:bCs/>
           <w:color w:val="000000"/>
@@ -550,6 +630,7 @@
       </w:r>
       <w:r>
         <w:rPr>
+          <w:rFonts w:ascii="Aptos" w:hAnsi="Aptos" w:eastAsia="Aptos" w:cs="Aptos"/>
           <w:color w:val="000000"/>
           <w:sz w:val="24"/>
           <w:szCs w:val="24"/>
@@ -558,6 +639,7 @@
       </w:r>
       <w:r>
         <w:rPr>
+          <w:rFonts w:ascii="Aptos" w:hAnsi="Aptos" w:eastAsia="Aptos" w:cs="Aptos"/>
           <w:color w:val="000000"/>
           <w:sz w:val="24"/>
           <w:szCs w:val="24"/>
@@ -566,6 +648,7 @@
       </w:r>
       <w:r>
         <w:rPr>
+          <w:rFonts w:ascii="Aptos" w:hAnsi="Aptos" w:eastAsia="Aptos" w:cs="Aptos"/>
           <w:color w:val="000000"/>
           <w:sz w:val="24"/>
           <w:szCs w:val="24"/>
@@ -574,6 +657,7 @@
       </w:r>
       <w:r>
         <w:rPr>
+          <w:rFonts w:ascii="Aptos" w:hAnsi="Aptos" w:eastAsia="Aptos" w:cs="Aptos"/>
           <w:color w:val="000000"/>
           <w:sz w:val="24"/>
           <w:szCs w:val="24"/>
@@ -593,6 +677,7 @@
       </w:pPr>
       <w:r>
         <w:rPr>
+          <w:rFonts w:ascii="Aptos" w:hAnsi="Aptos" w:eastAsia="Aptos" w:cs="Aptos"/>
           <w:b/>
           <w:bCs/>
           <w:color w:val="000000"/>
@@ -603,6 +688,7 @@
       </w:r>
       <w:r>
         <w:rPr>
+          <w:rFonts w:ascii="Aptos" w:hAnsi="Aptos" w:eastAsia="Aptos" w:cs="Aptos"/>
           <w:b/>
           <w:bCs/>
           <w:color w:val="000000"/>
@@ -613,6 +699,7 @@
       </w:r>
       <w:r>
         <w:rPr>
+          <w:rFonts w:ascii="Aptos" w:hAnsi="Aptos" w:eastAsia="Aptos" w:cs="Aptos"/>
           <w:b/>
           <w:bCs/>
           <w:color w:val="000000"/>
@@ -623,6 +710,7 @@
       </w:r>
       <w:r>
         <w:rPr>
+          <w:rFonts w:ascii="Aptos" w:hAnsi="Aptos" w:eastAsia="Aptos" w:cs="Aptos"/>
           <w:b/>
           <w:bCs/>
           <w:color w:val="000000"/>
@@ -633,6 +721,7 @@
       </w:r>
       <w:r>
         <w:rPr>
+          <w:rFonts w:ascii="Aptos" w:hAnsi="Aptos" w:eastAsia="Aptos" w:cs="Aptos"/>
           <w:b/>
           <w:bCs/>
           <w:color w:val="000000"/>
@@ -643,6 +732,7 @@
       </w:r>
       <w:r>
         <w:rPr>
+          <w:rFonts w:ascii="Aptos" w:hAnsi="Aptos" w:eastAsia="Aptos" w:cs="Aptos"/>
           <w:color w:val="000000"/>
           <w:sz w:val="24"/>
           <w:szCs w:val="24"/>
@@ -651,6 +741,7 @@
       </w:r>
       <w:r>
         <w:rPr>
+          <w:rFonts w:ascii="Aptos" w:hAnsi="Aptos" w:eastAsia="Aptos" w:cs="Aptos"/>
           <w:color w:val="000000"/>
           <w:sz w:val="24"/>
           <w:szCs w:val="24"/>
@@ -659,6 +750,7 @@
       </w:r>
       <w:r>
         <w:rPr>
+          <w:rFonts w:ascii="Aptos" w:hAnsi="Aptos" w:eastAsia="Aptos" w:cs="Aptos"/>
           <w:color w:val="000000"/>
           <w:sz w:val="24"/>
           <w:szCs w:val="24"/>
@@ -667,6 +759,7 @@
       </w:r>
       <w:r>
         <w:rPr>
+          <w:rFonts w:ascii="Aptos" w:hAnsi="Aptos" w:eastAsia="Aptos" w:cs="Aptos"/>
           <w:color w:val="000000"/>
           <w:sz w:val="24"/>
           <w:szCs w:val="24"/>
@@ -675,6 +768,7 @@
       </w:r>
       <w:r>
         <w:rPr>
+          <w:rFonts w:ascii="Aptos" w:hAnsi="Aptos" w:eastAsia="Aptos" w:cs="Aptos"/>
           <w:color w:val="000000"/>
           <w:sz w:val="24"/>
           <w:szCs w:val="24"/>
@@ -683,6 +777,7 @@
       </w:r>
       <w:r>
         <w:rPr>
+          <w:rFonts w:ascii="Aptos" w:hAnsi="Aptos" w:eastAsia="Aptos" w:cs="Aptos"/>
           <w:color w:val="000000"/>
           <w:sz w:val="24"/>
           <w:szCs w:val="24"/>
@@ -691,6 +786,7 @@
       </w:r>
       <w:r>
         <w:rPr>
+          <w:rFonts w:ascii="Aptos" w:hAnsi="Aptos" w:eastAsia="Aptos" w:cs="Aptos"/>
           <w:color w:val="000000"/>
           <w:sz w:val="24"/>
           <w:szCs w:val="24"/>
@@ -699,6 +795,7 @@
       </w:r>
       <w:r>
         <w:rPr>
+          <w:rFonts w:ascii="Aptos" w:hAnsi="Aptos" w:eastAsia="Aptos" w:cs="Aptos"/>
           <w:color w:val="000000"/>
           <w:sz w:val="24"/>
           <w:szCs w:val="24"/>
@@ -707,6 +804,7 @@
       </w:r>
       <w:r>
         <w:rPr>
+          <w:rFonts w:ascii="Aptos" w:hAnsi="Aptos" w:eastAsia="Aptos" w:cs="Aptos"/>
           <w:color w:val="000000"/>
           <w:sz w:val="24"/>
           <w:szCs w:val="24"/>
@@ -726,6 +824,7 @@
       </w:pPr>
       <w:r>
         <w:rPr>
+          <w:rFonts w:ascii="Aptos" w:hAnsi="Aptos" w:eastAsia="Aptos" w:cs="Aptos"/>
           <w:b/>
           <w:bCs/>
           <w:color w:val="000000"/>
@@ -736,6 +835,7 @@
       </w:r>
       <w:r>
         <w:rPr>
+          <w:rFonts w:ascii="Aptos" w:hAnsi="Aptos" w:eastAsia="Aptos" w:cs="Aptos"/>
           <w:color w:val="000000"/>
           <w:sz w:val="24"/>
           <w:szCs w:val="24"/>
@@ -744,6 +844,7 @@
       </w:r>
       <w:r>
         <w:rPr>
+          <w:rFonts w:ascii="Aptos" w:hAnsi="Aptos" w:eastAsia="Aptos" w:cs="Aptos"/>
           <w:color w:val="000000"/>
           <w:sz w:val="24"/>
           <w:szCs w:val="24"/>
@@ -752,6 +853,7 @@
       </w:r>
       <w:r>
         <w:rPr>
+          <w:rFonts w:ascii="Aptos" w:hAnsi="Aptos" w:eastAsia="Aptos" w:cs="Aptos"/>
           <w:color w:val="000000"/>
           <w:sz w:val="24"/>
           <w:szCs w:val="24"/>
@@ -760,6 +862,7 @@
       </w:r>
       <w:r>
         <w:rPr>
+          <w:rFonts w:ascii="Aptos" w:hAnsi="Aptos" w:eastAsia="Aptos" w:cs="Aptos"/>
           <w:color w:val="000000"/>
           <w:sz w:val="24"/>
           <w:szCs w:val="24"/>
@@ -768,6 +871,7 @@
       </w:r>
       <w:r>
         <w:rPr>
+          <w:rFonts w:ascii="Aptos" w:hAnsi="Aptos" w:eastAsia="Aptos" w:cs="Aptos"/>
           <w:color w:val="000000"/>
           <w:sz w:val="24"/>
           <w:szCs w:val="24"/>
@@ -776,6 +880,7 @@
       </w:r>
       <w:r>
         <w:rPr>
+          <w:rFonts w:ascii="Aptos" w:hAnsi="Aptos" w:eastAsia="Aptos" w:cs="Aptos"/>
           <w:color w:val="000000"/>
           <w:sz w:val="24"/>
           <w:szCs w:val="24"/>
@@ -784,6 +889,7 @@
       </w:r>
       <w:r>
         <w:rPr>
+          <w:rFonts w:ascii="Aptos" w:hAnsi="Aptos" w:eastAsia="Aptos" w:cs="Aptos"/>
           <w:color w:val="000000"/>
           <w:sz w:val="24"/>
           <w:szCs w:val="24"/>
@@ -792,6 +898,7 @@
       </w:r>
       <w:r>
         <w:rPr>
+          <w:rFonts w:ascii="Aptos" w:hAnsi="Aptos" w:eastAsia="Aptos" w:cs="Aptos"/>
           <w:color w:val="000000"/>
           <w:sz w:val="24"/>
           <w:szCs w:val="24"/>
@@ -800,6 +907,7 @@
       </w:r>
       <w:r>
         <w:rPr>
+          <w:rFonts w:ascii="Aptos" w:hAnsi="Aptos" w:eastAsia="Aptos" w:cs="Aptos"/>
           <w:color w:val="000000"/>
           <w:sz w:val="24"/>
           <w:szCs w:val="24"/>
@@ -808,6 +916,7 @@
       </w:r>
       <w:r>
         <w:rPr>
+          <w:rFonts w:ascii="Aptos" w:hAnsi="Aptos" w:eastAsia="Aptos" w:cs="Aptos"/>
           <w:color w:val="000000"/>
           <w:sz w:val="24"/>
           <w:szCs w:val="24"/>
@@ -816,6 +925,7 @@
       </w:r>
       <w:r>
         <w:rPr>
+          <w:rFonts w:ascii="Aptos" w:hAnsi="Aptos" w:eastAsia="Aptos" w:cs="Aptos"/>
           <w:color w:val="000000"/>
           <w:sz w:val="24"/>
           <w:szCs w:val="24"/>
@@ -824,6 +934,7 @@
       </w:r>
       <w:r>
         <w:rPr>
+          <w:rFonts w:ascii="Aptos" w:hAnsi="Aptos" w:eastAsia="Aptos" w:cs="Aptos"/>
           <w:color w:val="000000"/>
           <w:sz w:val="24"/>
           <w:szCs w:val="24"/>
@@ -832,6 +943,7 @@
       </w:r>
       <w:r>
         <w:rPr>
+          <w:rFonts w:ascii="Aptos" w:hAnsi="Aptos" w:eastAsia="Aptos" w:cs="Aptos"/>
           <w:color w:val="000000"/>
           <w:sz w:val="24"/>
           <w:szCs w:val="24"/>
@@ -840,6 +952,7 @@
       </w:r>
       <w:r>
         <w:rPr>
+          <w:rFonts w:ascii="Aptos" w:hAnsi="Aptos" w:eastAsia="Aptos" w:cs="Aptos"/>
           <w:color w:val="000000"/>
           <w:sz w:val="24"/>
           <w:szCs w:val="24"/>
@@ -848,6 +961,7 @@
       </w:r>
       <w:r>
         <w:rPr>
+          <w:rFonts w:ascii="Aptos" w:hAnsi="Aptos" w:eastAsia="Aptos" w:cs="Aptos"/>
           <w:color w:val="000000"/>
           <w:sz w:val="24"/>
           <w:szCs w:val="24"/>
@@ -856,6 +970,7 @@
       </w:r>
       <w:r>
         <w:rPr>
+          <w:rFonts w:ascii="Aptos" w:hAnsi="Aptos" w:eastAsia="Aptos" w:cs="Aptos"/>
           <w:color w:val="000000"/>
           <w:sz w:val="24"/>
           <w:szCs w:val="24"/>
@@ -864,6 +979,7 @@
       </w:r>
       <w:r>
         <w:rPr>
+          <w:rFonts w:ascii="Aptos" w:hAnsi="Aptos" w:eastAsia="Aptos" w:cs="Aptos"/>
           <w:color w:val="000000"/>
           <w:sz w:val="24"/>
           <w:szCs w:val="24"/>
@@ -883,17 +999,18 @@
       </w:pPr>
       <w:r>
         <w:rPr>
+          <w:rFonts w:ascii="Aptos" w:hAnsi="Aptos" w:eastAsia="Aptos" w:cs="Aptos"/>
           <w:b/>
           <w:bCs/>
           <w:color w:val="000000"/>
           <w:sz w:val="24"/>
           <w:szCs w:val="24"/>
         </w:rPr>
-        <w:lastRenderedPageBreak/>
         <w:t>Diagnosis:</w:t>
       </w:r>
       <w:r>
         <w:rPr>
+          <w:rFonts w:ascii="Aptos" w:hAnsi="Aptos" w:eastAsia="Aptos" w:cs="Aptos"/>
           <w:color w:val="000000"/>
           <w:sz w:val="24"/>
           <w:szCs w:val="24"/>
@@ -913,6 +1030,7 @@
       </w:pPr>
       <w:r>
         <w:rPr>
+          <w:rFonts w:ascii="Aptos" w:hAnsi="Aptos" w:eastAsia="Aptos" w:cs="Aptos"/>
           <w:color w:val="000000"/>
           <w:sz w:val="24"/>
           <w:szCs w:val="24"/>
@@ -932,6 +1050,7 @@
       </w:pPr>
       <w:r>
         <w:rPr>
+          <w:rFonts w:ascii="Aptos" w:hAnsi="Aptos" w:eastAsia="Aptos" w:cs="Aptos"/>
           <w:color w:val="000000"/>
           <w:sz w:val="24"/>
           <w:szCs w:val="24"/>
@@ -940,6 +1059,7 @@
       </w:r>
       <w:r>
         <w:rPr>
+          <w:rFonts w:ascii="Aptos" w:hAnsi="Aptos" w:eastAsia="Aptos" w:cs="Aptos"/>
           <w:color w:val="000000"/>
           <w:sz w:val="24"/>
           <w:szCs w:val="24"/>
@@ -948,6 +1068,7 @@
       </w:r>
       <w:r>
         <w:rPr>
+          <w:rFonts w:ascii="Aptos" w:hAnsi="Aptos" w:eastAsia="Aptos" w:cs="Aptos"/>
           <w:color w:val="000000"/>
           <w:sz w:val="24"/>
           <w:szCs w:val="24"/>
@@ -956,6 +1077,7 @@
       </w:r>
       <w:r>
         <w:rPr>
+          <w:rFonts w:ascii="Aptos" w:hAnsi="Aptos" w:eastAsia="Aptos" w:cs="Aptos"/>
           <w:color w:val="000000"/>
           <w:sz w:val="24"/>
           <w:szCs w:val="24"/>
@@ -964,6 +1086,7 @@
       </w:r>
       <w:r>
         <w:rPr>
+          <w:rFonts w:ascii="Aptos" w:hAnsi="Aptos" w:eastAsia="Aptos" w:cs="Aptos"/>
           <w:color w:val="000000"/>
           <w:sz w:val="24"/>
           <w:szCs w:val="24"/>
@@ -972,6 +1095,7 @@
       </w:r>
       <w:r>
         <w:rPr>
+          <w:rFonts w:ascii="Aptos" w:hAnsi="Aptos" w:eastAsia="Aptos" w:cs="Aptos"/>
           <w:color w:val="000000"/>
           <w:sz w:val="24"/>
           <w:szCs w:val="24"/>
@@ -980,6 +1104,7 @@
       </w:r>
       <w:r>
         <w:rPr>
+          <w:rFonts w:ascii="Aptos" w:hAnsi="Aptos" w:eastAsia="Aptos" w:cs="Aptos"/>
           <w:color w:val="000000"/>
           <w:sz w:val="24"/>
           <w:szCs w:val="24"/>
@@ -988,6 +1113,7 @@
       </w:r>
       <w:r>
         <w:rPr>
+          <w:rFonts w:ascii="Aptos" w:hAnsi="Aptos" w:eastAsia="Aptos" w:cs="Aptos"/>
           <w:color w:val="000000"/>
           <w:sz w:val="24"/>
           <w:szCs w:val="24"/>
@@ -996,6 +1122,7 @@
       </w:r>
       <w:r>
         <w:rPr>
+          <w:rFonts w:ascii="Aptos" w:hAnsi="Aptos" w:eastAsia="Aptos" w:cs="Aptos"/>
           <w:color w:val="000000"/>
           <w:sz w:val="24"/>
           <w:szCs w:val="24"/>
@@ -1005,6 +1132,7 @@
       <w:proofErr w:type="gramStart"/>
       <w:r>
         <w:rPr>
+          <w:rFonts w:ascii="Aptos" w:hAnsi="Aptos" w:eastAsia="Aptos" w:cs="Aptos"/>
           <w:color w:val="000000"/>
           <w:sz w:val="24"/>
           <w:szCs w:val="24"/>
@@ -1014,6 +1142,7 @@
       <w:proofErr w:type="gramEnd"/>
       <w:r>
         <w:rPr>
+          <w:rFonts w:ascii="Aptos" w:hAnsi="Aptos" w:eastAsia="Aptos" w:cs="Aptos"/>
           <w:color w:val="000000"/>
           <w:sz w:val="24"/>
           <w:szCs w:val="24"/>
@@ -1022,6 +1151,7 @@
       </w:r>
       <w:r>
         <w:rPr>
+          <w:rFonts w:ascii="Aptos" w:hAnsi="Aptos" w:eastAsia="Aptos" w:cs="Aptos"/>
           <w:color w:val="000000"/>
           <w:sz w:val="24"/>
           <w:szCs w:val="24"/>
@@ -1030,6 +1160,7 @@
       </w:r>
       <w:r>
         <w:rPr>
+          <w:rFonts w:ascii="Aptos" w:hAnsi="Aptos" w:eastAsia="Aptos" w:cs="Aptos"/>
           <w:color w:val="000000"/>
           <w:sz w:val="24"/>
           <w:szCs w:val="24"/>
@@ -1038,6 +1169,7 @@
       </w:r>
       <w:r>
         <w:rPr>
+          <w:rFonts w:ascii="Aptos" w:hAnsi="Aptos" w:eastAsia="Aptos" w:cs="Aptos"/>
           <w:color w:val="000000"/>
           <w:sz w:val="24"/>
           <w:szCs w:val="24"/>
@@ -1046,6 +1178,7 @@
       </w:r>
       <w:r>
         <w:rPr>
+          <w:rFonts w:ascii="Aptos" w:hAnsi="Aptos" w:eastAsia="Aptos" w:cs="Aptos"/>
           <w:color w:val="000000"/>
           <w:sz w:val="24"/>
           <w:szCs w:val="24"/>
@@ -1054,6 +1187,7 @@
       </w:r>
       <w:r>
         <w:rPr>
+          <w:rFonts w:ascii="Aptos" w:hAnsi="Aptos" w:eastAsia="Aptos" w:cs="Aptos"/>
           <w:color w:val="000000"/>
           <w:sz w:val="24"/>
           <w:szCs w:val="24"/>
@@ -1062,6 +1196,7 @@
       </w:r>
       <w:r>
         <w:rPr>
+          <w:rFonts w:ascii="Aptos" w:hAnsi="Aptos" w:eastAsia="Aptos" w:cs="Aptos"/>
           <w:color w:val="000000"/>
           <w:sz w:val="24"/>
           <w:szCs w:val="24"/>
@@ -1070,6 +1205,7 @@
       </w:r>
       <w:r>
         <w:rPr>
+          <w:rFonts w:ascii="Aptos" w:hAnsi="Aptos" w:eastAsia="Aptos" w:cs="Aptos"/>
           <w:color w:val="000000"/>
           <w:sz w:val="24"/>
           <w:szCs w:val="24"/>
@@ -1078,6 +1214,7 @@
       </w:r>
       <w:r>
         <w:rPr>
+          <w:rFonts w:ascii="Aptos" w:hAnsi="Aptos" w:eastAsia="Aptos" w:cs="Aptos"/>
           <w:color w:val="000000"/>
           <w:sz w:val="24"/>
           <w:szCs w:val="24"/>
@@ -1086,6 +1223,7 @@
       </w:r>
       <w:r>
         <w:rPr>
+          <w:rFonts w:ascii="Aptos" w:hAnsi="Aptos" w:eastAsia="Aptos" w:cs="Aptos"/>
           <w:color w:val="000000"/>
           <w:sz w:val="24"/>
           <w:szCs w:val="24"/>
@@ -1094,6 +1232,7 @@
       </w:r>
       <w:r>
         <w:rPr>
+          <w:rFonts w:ascii="Aptos" w:hAnsi="Aptos" w:eastAsia="Aptos" w:cs="Aptos"/>
           <w:color w:val="000000"/>
           <w:sz w:val="24"/>
           <w:szCs w:val="24"/>
@@ -1102,6 +1241,7 @@
       </w:r>
       <w:r>
         <w:rPr>
+          <w:rFonts w:ascii="Aptos" w:hAnsi="Aptos" w:eastAsia="Aptos" w:cs="Aptos"/>
           <w:color w:val="000000"/>
           <w:sz w:val="24"/>
           <w:szCs w:val="24"/>
@@ -1110,6 +1250,7 @@
       </w:r>
       <w:r>
         <w:rPr>
+          <w:rFonts w:ascii="Aptos" w:hAnsi="Aptos" w:eastAsia="Aptos" w:cs="Aptos"/>
           <w:color w:val="000000"/>
           <w:sz w:val="24"/>
           <w:szCs w:val="24"/>
@@ -1118,7 +1259,7 @@
       </w:r>
     </w:p>
     <w:sectPr>
-      <w:footerReference w:type="default" r:id="rId8"/>
+      <w:footerReference w:type="default" r:id="rId11"/>
       <w:pgSz w:w="12240" w:h="15840"/>
       <w:pgMar w:top="1440" w:right="1440" w:bottom="1440" w:left="1440" w:header="706" w:footer="706" w:gutter="0"/>
       <w:cols w:space="720"/>
@@ -1129,7 +1270,7 @@
 </file>
 
 <file path=word/endnotes.xml><?xml version="1.0" encoding="utf-8"?>
-<w:endnotes xmlns:wpc="http://schemas.microsoft.com/office/word/2010/wordprocessingCanvas" xmlns:cx="http://schemas.microsoft.com/office/drawing/2014/chartex" xmlns:cx1="http://schemas.microsoft.com/office/drawing/2015/9/8/chartex" xmlns:cx2="http://schemas.microsoft.com/office/drawing/2015/10/21/chartex" xmlns:cx3="http://schemas.microsoft.com/office/drawing/2016/5/9/chartex" xmlns:cx4="http://schemas.microsoft.com/office/drawing/2016/5/10/chartex" xmlns:cx5="http://schemas.microsoft.com/office/drawing/2016/5/11/chartex" xmlns:cx6="http://schemas.microsoft.com/office/drawing/2016/5/12/chartex" xmlns:cx7="http://schemas.microsoft.com/office/drawing/2016/5/13/chartex" xmlns:cx8="http://schemas.microsoft.com/office/drawing/2016/5/14/chartex" xmlns:mc="http://schemas.openxmlformats.org/markup-compatibility/2006" xmlns:aink="http://schemas.microsoft.com/office/drawing/2016/ink" xmlns:am3d="http://schemas.microsoft.com/office/drawing/2017/model3d" xmlns:o="urn:schemas-microsoft-com:office:office" xmlns:oel="http://schemas.microsoft.com/office/2019/extlst" xmlns:r="http://schemas.openxmlformats.org/officeDocument/2006/relationships" xmlns:m="http://schemas.openxmlformats.org/officeDocument/2006/math" xmlns:v="urn:schemas-microsoft-com:vml" xmlns:wp14="http://schemas.microsoft.com/office/word/2010/wordprocessingDrawing" xmlns:wp="http://schemas.openxmlformats.org/drawingml/2006/wordprocessingDrawing" xmlns:w10="urn:schemas-microsoft-com:office:word" xmlns:w="http://schemas.openxmlformats.org/wordprocessingml/2006/main" xmlns:w14="http://schemas.microsoft.com/office/word/2010/wordml" xmlns:w15="http://schemas.microsoft.com/office/word/2012/wordml" xmlns:w16cex="http://schemas.microsoft.com/office/word/2018/wordml/cex" xmlns:w16cid="http://schemas.microsoft.com/office/word/2016/wordml/cid" xmlns:w16="http://schemas.microsoft.com/office/word/2018/wordml" xmlns:w16du="http://schemas.microsoft.com/office/word/2023/wordml/word16du" xmlns:w16sdtdh="http://schemas.microsoft.com/office/word/2020/wordml/sdtdatahash" xmlns:w16sdtfl="http://schemas.microsoft.com/office/word/2024/wordml/sdtformatlock" xmlns:w16se="http://schemas.microsoft.com/office/word/2015/wordml/symex" xmlns:wpg="http://schemas.microsoft.com/office/word/2010/wordprocessingGroup" xmlns:wpi="http://schemas.microsoft.com/office/word/2010/wordprocessingInk" xmlns:wne="http://schemas.microsoft.com/office/word/2006/wordml" xmlns:wps="http://schemas.microsoft.com/office/word/2010/wordprocessingShape" mc:Ignorable="w14 w15 w16se w16cid w16 w16cex w16sdtdh w16sdtfl w16du wp14">
+<w:endnotes xmlns:wpc="http://schemas.microsoft.com/office/word/2010/wordprocessingCanvas" xmlns:cx="http://schemas.microsoft.com/office/drawing/2014/chartex" xmlns:cx1="http://schemas.microsoft.com/office/drawing/2015/9/8/chartex" xmlns:cx2="http://schemas.microsoft.com/office/drawing/2015/10/21/chartex" xmlns:cx3="http://schemas.microsoft.com/office/drawing/2016/5/9/chartex" xmlns:cx4="http://schemas.microsoft.com/office/drawing/2016/5/10/chartex" xmlns:cx5="http://schemas.microsoft.com/office/drawing/2016/5/11/chartex" xmlns:cx6="http://schemas.microsoft.com/office/drawing/2016/5/12/chartex" xmlns:cx7="http://schemas.microsoft.com/office/drawing/2016/5/13/chartex" xmlns:cx8="http://schemas.microsoft.com/office/drawing/2016/5/14/chartex" xmlns:mc="http://schemas.openxmlformats.org/markup-compatibility/2006" xmlns:aink="http://schemas.microsoft.com/office/drawing/2016/ink" xmlns:am3d="http://schemas.microsoft.com/office/drawing/2017/model3d" xmlns:o="urn:schemas-microsoft-com:office:office" xmlns:oel="http://schemas.microsoft.com/office/2019/extlst" xmlns:r="http://schemas.openxmlformats.org/officeDocument/2006/relationships" xmlns:m="http://schemas.openxmlformats.org/officeDocument/2006/math" xmlns:v="urn:schemas-microsoft-com:vml" xmlns:wp14="http://schemas.microsoft.com/office/word/2010/wordprocessingDrawing" xmlns:wp="http://schemas.openxmlformats.org/drawingml/2006/wordprocessingDrawing" xmlns:w10="urn:schemas-microsoft-com:office:word" xmlns:w="http://schemas.openxmlformats.org/wordprocessingml/2006/main" xmlns:w14="http://schemas.microsoft.com/office/word/2010/wordml" xmlns:w15="http://schemas.microsoft.com/office/word/2012/wordml" xmlns:w16cei="http://schemas.microsoft.com/office/word/2026/wordml/cei" xmlns:w16cex="http://schemas.microsoft.com/office/word/2018/wordml/cex" xmlns:w16cid="http://schemas.microsoft.com/office/word/2016/wordml/cid" xmlns:w16="http://schemas.microsoft.com/office/word/2018/wordml" xmlns:w16du="http://schemas.microsoft.com/office/word/2023/wordml/word16du" xmlns:w16sdtdh="http://schemas.microsoft.com/office/word/2020/wordml/sdtdatahash" xmlns:w16sdtfl="http://schemas.microsoft.com/office/word/2024/wordml/sdtformatlock" xmlns:w16se="http://schemas.microsoft.com/office/word/2015/wordml/symex" xmlns:wpg="http://schemas.microsoft.com/office/word/2010/wordprocessingGroup" xmlns:wpi="http://schemas.microsoft.com/office/word/2010/wordprocessingInk" xmlns:wne="http://schemas.microsoft.com/office/word/2006/wordml" xmlns:wps="http://schemas.microsoft.com/office/word/2010/wordprocessingShape" mc:Ignorable="w14 w15 w16se w16cid w16 w16cex w16sdtdh w16sdtfl w16du wp14">
   <w:endnote w:type="separator" w:id="-1">
     <w:p>
       <w:pPr>
@@ -1154,19 +1295,22 @@
 </file>
 
 <file path=word/footer1.xml><?xml version="1.0" encoding="utf-8"?>
-<w:ftr xmlns:wpc="http://schemas.microsoft.com/office/word/2010/wordprocessingCanvas" xmlns:cx="http://schemas.microsoft.com/office/drawing/2014/chartex" xmlns:cx1="http://schemas.microsoft.com/office/drawing/2015/9/8/chartex" xmlns:cx2="http://schemas.microsoft.com/office/drawing/2015/10/21/chartex" xmlns:cx3="http://schemas.microsoft.com/office/drawing/2016/5/9/chartex" xmlns:cx4="http://schemas.microsoft.com/office/drawing/2016/5/10/chartex" xmlns:cx5="http://schemas.microsoft.com/office/drawing/2016/5/11/chartex" xmlns:cx6="http://schemas.microsoft.com/office/drawing/2016/5/12/chartex" xmlns:cx7="http://schemas.microsoft.com/office/drawing/2016/5/13/chartex" xmlns:cx8="http://schemas.microsoft.com/office/drawing/2016/5/14/chartex" xmlns:mc="http://schemas.openxmlformats.org/markup-compatibility/2006" xmlns:aink="http://schemas.microsoft.com/office/drawing/2016/ink" xmlns:am3d="http://schemas.microsoft.com/office/drawing/2017/model3d" xmlns:o="urn:schemas-microsoft-com:office:office" xmlns:oel="http://schemas.microsoft.com/office/2019/extlst" xmlns:r="http://schemas.openxmlformats.org/officeDocument/2006/relationships" xmlns:m="http://schemas.openxmlformats.org/officeDocument/2006/math" xmlns:v="urn:schemas-microsoft-com:vml" xmlns:wp14="http://schemas.microsoft.com/office/word/2010/wordprocessingDrawing" xmlns:wp="http://schemas.openxmlformats.org/drawingml/2006/wordprocessingDrawing" xmlns:w10="urn:schemas-microsoft-com:office:word" xmlns:w="http://schemas.openxmlformats.org/wordprocessingml/2006/main" xmlns:w14="http://schemas.microsoft.com/office/word/2010/wordml" xmlns:w15="http://schemas.microsoft.com/office/word/2012/wordml" xmlns:w16cex="http://schemas.microsoft.com/office/word/2018/wordml/cex" xmlns:w16cid="http://schemas.microsoft.com/office/word/2016/wordml/cid" xmlns:w16="http://schemas.microsoft.com/office/word/2018/wordml" xmlns:w16du="http://schemas.microsoft.com/office/word/2023/wordml/word16du" xmlns:w16sdtdh="http://schemas.microsoft.com/office/word/2020/wordml/sdtdatahash" xmlns:w16sdtfl="http://schemas.microsoft.com/office/word/2024/wordml/sdtformatlock" xmlns:w16se="http://schemas.microsoft.com/office/word/2015/wordml/symex" xmlns:wpg="http://schemas.microsoft.com/office/word/2010/wordprocessingGroup" xmlns:wpi="http://schemas.microsoft.com/office/word/2010/wordprocessingInk" xmlns:wne="http://schemas.microsoft.com/office/word/2006/wordml" xmlns:wps="http://schemas.microsoft.com/office/word/2010/wordprocessingShape" mc:Ignorable="w14 w15 w16se w16cid w16 w16cex w16sdtdh w16sdtfl w16du wp14">
+<w:ftr xmlns:m="http://schemas.openxmlformats.org/officeDocument/2006/math" xmlns:mc="http://schemas.openxmlformats.org/markup-compatibility/2006" xmlns:mo="http://schemas.microsoft.com/office/mac/office/2008/main" xmlns:mv="urn:schemas-microsoft-com:mac:vml" xmlns:o="urn:schemas-microsoft-com:office:office" xmlns:r="http://schemas.openxmlformats.org/officeDocument/2006/relationships" xmlns:v="urn:schemas-microsoft-com:vml" xmlns:w10="urn:schemas-microsoft-com:office:word" xmlns:w14="http://schemas.microsoft.com/office/word/2010/wordml" xmlns:w="http://schemas.openxmlformats.org/wordprocessingml/2006/main" xmlns:wne="http://schemas.microsoft.com/office/word/2006/wordml" xmlns:wp14="http://schemas.microsoft.com/office/word/2010/wordprocessingDrawing" xmlns:wp="http://schemas.openxmlformats.org/drawingml/2006/wordprocessingDrawing" xmlns:wpc="http://schemas.microsoft.com/office/word/2010/wordprocessingCanvas" xmlns:wpg="http://schemas.microsoft.com/office/word/2010/wordprocessingGroup" xmlns:wpi="http://schemas.microsoft.com/office/word/2010/wordprocessingInk" xmlns:wps="http://schemas.microsoft.com/office/word/2010/wordprocessingShape" mc:Ignorable="w14 wp14">
   <w:p>
     <w:pPr>
-      <w:spacing w:after="0" w:line="240" w:lineRule="auto"/>
+      <w:spacing w:line="240" w:lineRule="auto" w:before="0" w:after="0"/>
+      <w:jc w:val="left"/>
     </w:pPr>
     <w:r>
       <w:rPr>
+        <w:rFonts w:ascii="Aptos" w:hAnsi="Aptos" w:eastAsia="Aptos" w:cs="Aptos"/>
         <w:sz w:val="18"/>
       </w:rPr>
       <w:t xml:space="preserve">From J.M. Larson and H.L. Stedge, </w:t>
     </w:r>
     <w:r>
       <w:rPr>
+        <w:rFonts w:ascii="Aptos" w:hAnsi="Aptos" w:eastAsia="Aptos" w:cs="Aptos"/>
         <w:i/>
         <w:sz w:val="18"/>
       </w:rPr>
@@ -1174,6 +1318,7 @@
     </w:r>
     <w:r>
       <w:rPr>
+        <w:rFonts w:ascii="Aptos" w:hAnsi="Aptos" w:eastAsia="Aptos" w:cs="Aptos"/>
         <w:sz w:val="18"/>
       </w:rPr>
       <w:t xml:space="preserve"> (Human Kinetics, 2027).</w:t>
@@ -1183,7 +1328,7 @@
 </file>
 
 <file path=word/footnotes.xml><?xml version="1.0" encoding="utf-8"?>
-<w:footnotes xmlns:wpc="http://schemas.microsoft.com/office/word/2010/wordprocessingCanvas" xmlns:cx="http://schemas.microsoft.com/office/drawing/2014/chartex" xmlns:cx1="http://schemas.microsoft.com/office/drawing/2015/9/8/chartex" xmlns:cx2="http://schemas.microsoft.com/office/drawing/2015/10/21/chartex" xmlns:cx3="http://schemas.microsoft.com/office/drawing/2016/5/9/chartex" xmlns:cx4="http://schemas.microsoft.com/office/drawing/2016/5/10/chartex" xmlns:cx5="http://schemas.microsoft.com/office/drawing/2016/5/11/chartex" xmlns:cx6="http://schemas.microsoft.com/office/drawing/2016/5/12/chartex" xmlns:cx7="http://schemas.microsoft.com/office/drawing/2016/5/13/chartex" xmlns:cx8="http://schemas.microsoft.com/office/drawing/2016/5/14/chartex" xmlns:mc="http://schemas.openxmlformats.org/markup-compatibility/2006" xmlns:aink="http://schemas.microsoft.com/office/drawing/2016/ink" xmlns:am3d="http://schemas.microsoft.com/office/drawing/2017/model3d" xmlns:o="urn:schemas-microsoft-com:office:office" xmlns:oel="http://schemas.microsoft.com/office/2019/extlst" xmlns:r="http://schemas.openxmlformats.org/officeDocument/2006/relationships" xmlns:m="http://schemas.openxmlformats.org/officeDocument/2006/math" xmlns:v="urn:schemas-microsoft-com:vml" xmlns:wp14="http://schemas.microsoft.com/office/word/2010/wordprocessingDrawing" xmlns:wp="http://schemas.openxmlformats.org/drawingml/2006/wordprocessingDrawing" xmlns:w10="urn:schemas-microsoft-com:office:word" xmlns:w="http://schemas.openxmlformats.org/wordprocessingml/2006/main" xmlns:w14="http://schemas.microsoft.com/office/word/2010/wordml" xmlns:w15="http://schemas.microsoft.com/office/word/2012/wordml" xmlns:w16cex="http://schemas.microsoft.com/office/word/2018/wordml/cex" xmlns:w16cid="http://schemas.microsoft.com/office/word/2016/wordml/cid" xmlns:w16="http://schemas.microsoft.com/office/word/2018/wordml" xmlns:w16du="http://schemas.microsoft.com/office/word/2023/wordml/word16du" xmlns:w16sdtdh="http://schemas.microsoft.com/office/word/2020/wordml/sdtdatahash" xmlns:w16sdtfl="http://schemas.microsoft.com/office/word/2024/wordml/sdtformatlock" xmlns:w16se="http://schemas.microsoft.com/office/word/2015/wordml/symex" xmlns:wpg="http://schemas.microsoft.com/office/word/2010/wordprocessingGroup" xmlns:wpi="http://schemas.microsoft.com/office/word/2010/wordprocessingInk" xmlns:wne="http://schemas.microsoft.com/office/word/2006/wordml" xmlns:wps="http://schemas.microsoft.com/office/word/2010/wordprocessingShape" mc:Ignorable="w14 w15 w16se w16cid w16 w16cex w16sdtdh w16sdtfl w16du wp14">
+<w:footnotes xmlns:wpc="http://schemas.microsoft.com/office/word/2010/wordprocessingCanvas" xmlns:cx="http://schemas.microsoft.com/office/drawing/2014/chartex" xmlns:cx1="http://schemas.microsoft.com/office/drawing/2015/9/8/chartex" xmlns:cx2="http://schemas.microsoft.com/office/drawing/2015/10/21/chartex" xmlns:cx3="http://schemas.microsoft.com/office/drawing/2016/5/9/chartex" xmlns:cx4="http://schemas.microsoft.com/office/drawing/2016/5/10/chartex" xmlns:cx5="http://schemas.microsoft.com/office/drawing/2016/5/11/chartex" xmlns:cx6="http://schemas.microsoft.com/office/drawing/2016/5/12/chartex" xmlns:cx7="http://schemas.microsoft.com/office/drawing/2016/5/13/chartex" xmlns:cx8="http://schemas.microsoft.com/office/drawing/2016/5/14/chartex" xmlns:mc="http://schemas.openxmlformats.org/markup-compatibility/2006" xmlns:aink="http://schemas.microsoft.com/office/drawing/2016/ink" xmlns:am3d="http://schemas.microsoft.com/office/drawing/2017/model3d" xmlns:o="urn:schemas-microsoft-com:office:office" xmlns:oel="http://schemas.microsoft.com/office/2019/extlst" xmlns:r="http://schemas.openxmlformats.org/officeDocument/2006/relationships" xmlns:m="http://schemas.openxmlformats.org/officeDocument/2006/math" xmlns:v="urn:schemas-microsoft-com:vml" xmlns:wp14="http://schemas.microsoft.com/office/word/2010/wordprocessingDrawing" xmlns:wp="http://schemas.openxmlformats.org/drawingml/2006/wordprocessingDrawing" xmlns:w10="urn:schemas-microsoft-com:office:word" xmlns:w="http://schemas.openxmlformats.org/wordprocessingml/2006/main" xmlns:w14="http://schemas.microsoft.com/office/word/2010/wordml" xmlns:w15="http://schemas.microsoft.com/office/word/2012/wordml" xmlns:w16cei="http://schemas.microsoft.com/office/word/2026/wordml/cei" xmlns:w16cex="http://schemas.microsoft.com/office/word/2018/wordml/cex" xmlns:w16cid="http://schemas.microsoft.com/office/word/2016/wordml/cid" xmlns:w16="http://schemas.microsoft.com/office/word/2018/wordml" xmlns:w16du="http://schemas.microsoft.com/office/word/2023/wordml/word16du" xmlns:w16sdtdh="http://schemas.microsoft.com/office/word/2020/wordml/sdtdatahash" xmlns:w16sdtfl="http://schemas.microsoft.com/office/word/2024/wordml/sdtformatlock" xmlns:w16se="http://schemas.microsoft.com/office/word/2015/wordml/symex" xmlns:wpg="http://schemas.microsoft.com/office/word/2010/wordprocessingGroup" xmlns:wpi="http://schemas.microsoft.com/office/word/2010/wordprocessingInk" xmlns:wne="http://schemas.microsoft.com/office/word/2006/wordml" xmlns:wps="http://schemas.microsoft.com/office/word/2010/wordprocessingShape" mc:Ignorable="w14 w15 w16se w16cid w16 w16cex w16sdtdh w16sdtfl w16du wp14">
   <w:footnote w:type="separator" w:id="-1">
     <w:p>
       <w:pPr>
@@ -1208,7 +1353,7 @@
 </file>
 
 <file path=word/numbering.xml><?xml version="1.0" encoding="utf-8"?>
-<w:numbering xmlns:wpc="http://schemas.microsoft.com/office/word/2010/wordprocessingCanvas" xmlns:cx="http://schemas.microsoft.com/office/drawing/2014/chartex" xmlns:cx1="http://schemas.microsoft.com/office/drawing/2015/9/8/chartex" xmlns:cx2="http://schemas.microsoft.com/office/drawing/2015/10/21/chartex" xmlns:cx3="http://schemas.microsoft.com/office/drawing/2016/5/9/chartex" xmlns:cx4="http://schemas.microsoft.com/office/drawing/2016/5/10/chartex" xmlns:cx5="http://schemas.microsoft.com/office/drawing/2016/5/11/chartex" xmlns:cx6="http://schemas.microsoft.com/office/drawing/2016/5/12/chartex" xmlns:cx7="http://schemas.microsoft.com/office/drawing/2016/5/13/chartex" xmlns:cx8="http://schemas.microsoft.com/office/drawing/2016/5/14/chartex" xmlns:mc="http://schemas.openxmlformats.org/markup-compatibility/2006" xmlns:aink="http://schemas.microsoft.com/office/drawing/2016/ink" xmlns:am3d="http://schemas.microsoft.com/office/drawing/2017/model3d" xmlns:o="urn:schemas-microsoft-com:office:office" xmlns:oel="http://schemas.microsoft.com/office/2019/extlst" xmlns:r="http://schemas.openxmlformats.org/officeDocument/2006/relationships" xmlns:m="http://schemas.openxmlformats.org/officeDocument/2006/math" xmlns:v="urn:schemas-microsoft-com:vml" xmlns:wp14="http://schemas.microsoft.com/office/word/2010/wordprocessingDrawing" xmlns:wp="http://schemas.openxmlformats.org/drawingml/2006/wordprocessingDrawing" xmlns:w10="urn:schemas-microsoft-com:office:word" xmlns:w="http://schemas.openxmlformats.org/wordprocessingml/2006/main" xmlns:w14="http://schemas.microsoft.com/office/word/2010/wordml" xmlns:w15="http://schemas.microsoft.com/office/word/2012/wordml" xmlns:w16cex="http://schemas.microsoft.com/office/word/2018/wordml/cex" xmlns:w16cid="http://schemas.microsoft.com/office/word/2016/wordml/cid" xmlns:w16="http://schemas.microsoft.com/office/word/2018/wordml" xmlns:w16du="http://schemas.microsoft.com/office/word/2023/wordml/word16du" xmlns:w16sdtdh="http://schemas.microsoft.com/office/word/2020/wordml/sdtdatahash" xmlns:w16sdtfl="http://schemas.microsoft.com/office/word/2024/wordml/sdtformatlock" xmlns:w16se="http://schemas.microsoft.com/office/word/2015/wordml/symex" xmlns:wpg="http://schemas.microsoft.com/office/word/2010/wordprocessingGroup" xmlns:wpi="http://schemas.microsoft.com/office/word/2010/wordprocessingInk" xmlns:wne="http://schemas.microsoft.com/office/word/2006/wordml" xmlns:wps="http://schemas.microsoft.com/office/word/2010/wordprocessingShape" mc:Ignorable="w14 w15 w16se w16cid w16 w16cex w16sdtdh w16sdtfl w16du wp14">
+<w:numbering xmlns:wpc="http://schemas.microsoft.com/office/word/2010/wordprocessingCanvas" xmlns:cx="http://schemas.microsoft.com/office/drawing/2014/chartex" xmlns:cx1="http://schemas.microsoft.com/office/drawing/2015/9/8/chartex" xmlns:cx2="http://schemas.microsoft.com/office/drawing/2015/10/21/chartex" xmlns:cx3="http://schemas.microsoft.com/office/drawing/2016/5/9/chartex" xmlns:cx4="http://schemas.microsoft.com/office/drawing/2016/5/10/chartex" xmlns:cx5="http://schemas.microsoft.com/office/drawing/2016/5/11/chartex" xmlns:cx6="http://schemas.microsoft.com/office/drawing/2016/5/12/chartex" xmlns:cx7="http://schemas.microsoft.com/office/drawing/2016/5/13/chartex" xmlns:cx8="http://schemas.microsoft.com/office/drawing/2016/5/14/chartex" xmlns:mc="http://schemas.openxmlformats.org/markup-compatibility/2006" xmlns:aink="http://schemas.microsoft.com/office/drawing/2016/ink" xmlns:am3d="http://schemas.microsoft.com/office/drawing/2017/model3d" xmlns:o="urn:schemas-microsoft-com:office:office" xmlns:oel="http://schemas.microsoft.com/office/2019/extlst" xmlns:r="http://schemas.openxmlformats.org/officeDocument/2006/relationships" xmlns:m="http://schemas.openxmlformats.org/officeDocument/2006/math" xmlns:v="urn:schemas-microsoft-com:vml" xmlns:wp14="http://schemas.microsoft.com/office/word/2010/wordprocessingDrawing" xmlns:wp="http://schemas.openxmlformats.org/drawingml/2006/wordprocessingDrawing" xmlns:w10="urn:schemas-microsoft-com:office:word" xmlns:w="http://schemas.openxmlformats.org/wordprocessingml/2006/main" xmlns:w14="http://schemas.microsoft.com/office/word/2010/wordml" xmlns:w15="http://schemas.microsoft.com/office/word/2012/wordml" xmlns:w16cei="http://schemas.microsoft.com/office/word/2026/wordml/cei" xmlns:w16cex="http://schemas.microsoft.com/office/word/2018/wordml/cex" xmlns:w16cid="http://schemas.microsoft.com/office/word/2016/wordml/cid" xmlns:w16="http://schemas.microsoft.com/office/word/2018/wordml" xmlns:w16du="http://schemas.microsoft.com/office/word/2023/wordml/word16du" xmlns:w16sdtdh="http://schemas.microsoft.com/office/word/2020/wordml/sdtdatahash" xmlns:w16sdtfl="http://schemas.microsoft.com/office/word/2024/wordml/sdtformatlock" xmlns:w16se="http://schemas.microsoft.com/office/word/2015/wordml/symex" xmlns:wpg="http://schemas.microsoft.com/office/word/2010/wordprocessingGroup" xmlns:wpi="http://schemas.microsoft.com/office/word/2010/wordprocessingInk" xmlns:wne="http://schemas.microsoft.com/office/word/2006/wordml" xmlns:wps="http://schemas.microsoft.com/office/word/2010/wordprocessingShape" mc:Ignorable="w14 w15 w16se w16cid w16 w16cex w16sdtdh w16sdtfl w16du wp14">
   <w:abstractNum w:abstractNumId="0" w15:restartNumberingAfterBreak="0">
     <w:nsid w:val="83A8C409"/>
     <w:multiLevelType w:val="hybridMultilevel"/>
@@ -4135,6 +4280,14 @@
     <w:abstractNumId w:val="8"/>
   </w:num>
 </w:numbering>
+</file>
+
+<file path=word/people.xml><?xml version="1.0" encoding="utf-8"?>
+<w15:people xmlns:wpc="http://schemas.microsoft.com/office/word/2010/wordprocessingCanvas" xmlns:cx="http://schemas.microsoft.com/office/drawing/2014/chartex" xmlns:cx1="http://schemas.microsoft.com/office/drawing/2015/9/8/chartex" xmlns:cx2="http://schemas.microsoft.com/office/drawing/2015/10/21/chartex" xmlns:cx3="http://schemas.microsoft.com/office/drawing/2016/5/9/chartex" xmlns:cx4="http://schemas.microsoft.com/office/drawing/2016/5/10/chartex" xmlns:cx5="http://schemas.microsoft.com/office/drawing/2016/5/11/chartex" xmlns:cx6="http://schemas.microsoft.com/office/drawing/2016/5/12/chartex" xmlns:cx7="http://schemas.microsoft.com/office/drawing/2016/5/13/chartex" xmlns:cx8="http://schemas.microsoft.com/office/drawing/2016/5/14/chartex" xmlns:mc="http://schemas.openxmlformats.org/markup-compatibility/2006" xmlns:aink="http://schemas.microsoft.com/office/drawing/2016/ink" xmlns:am3d="http://schemas.microsoft.com/office/drawing/2017/model3d" xmlns:o="urn:schemas-microsoft-com:office:office" xmlns:oel="http://schemas.microsoft.com/office/2019/extlst" xmlns:r="http://schemas.openxmlformats.org/officeDocument/2006/relationships" xmlns:m="http://schemas.openxmlformats.org/officeDocument/2006/math" xmlns:v="urn:schemas-microsoft-com:vml" xmlns:wp14="http://schemas.microsoft.com/office/word/2010/wordprocessingDrawing" xmlns:wp="http://schemas.openxmlformats.org/drawingml/2006/wordprocessingDrawing" xmlns:w10="urn:schemas-microsoft-com:office:word" xmlns:w="http://schemas.openxmlformats.org/wordprocessingml/2006/main" xmlns:w14="http://schemas.microsoft.com/office/word/2010/wordml" xmlns:w15="http://schemas.microsoft.com/office/word/2012/wordml" xmlns:w16cei="http://schemas.microsoft.com/office/word/2026/wordml/cei" xmlns:w16cex="http://schemas.microsoft.com/office/word/2018/wordml/cex" xmlns:w16cid="http://schemas.microsoft.com/office/word/2016/wordml/cid" xmlns:w16="http://schemas.microsoft.com/office/word/2018/wordml" xmlns:w16du="http://schemas.microsoft.com/office/word/2023/wordml/word16du" xmlns:w16sdtdh="http://schemas.microsoft.com/office/word/2020/wordml/sdtdatahash" xmlns:w16sdtfl="http://schemas.microsoft.com/office/word/2024/wordml/sdtformatlock" xmlns:w16se="http://schemas.microsoft.com/office/word/2015/wordml/symex" xmlns:wpg="http://schemas.microsoft.com/office/word/2010/wordprocessingGroup" xmlns:wpi="http://schemas.microsoft.com/office/word/2010/wordprocessingInk" xmlns:wne="http://schemas.microsoft.com/office/word/2006/wordml" xmlns:wps="http://schemas.microsoft.com/office/word/2010/wordprocessingShape" mc:Ignorable="w14 w15 w16se w16cid w16 w16cex w16sdtdh w16sdtfl w16du wp14">
+  <w15:person w15:author="Anna Seaman">
+    <w15:presenceInfo w15:providerId="AD" w15:userId="S::AnnaS@hkusa.com::713ab380-bdda-4997-81d0-fa539102c996"/>
+  </w15:person>
+</w15:people>
 </file>
 
 <file path=word/styles.xml><?xml version="1.0" encoding="utf-8"?>
@@ -4534,7 +4687,7 @@
       <w:spacing w:after="160" w:line="259" w:lineRule="auto"/>
     </w:pPr>
     <w:rPr>
-      <w:rFonts w:cs="Aptos"/>
+      <w:rFonts w:ascii="Aptos" w:hAnsi="Aptos" w:eastAsia="Aptos" w:cs="Aptos"/>
       <w:kern w:val="2"/>
       <w:sz w:val="22"/>
       <w:szCs w:val="22"/>
@@ -5631,16 +5784,4 @@
     </a:ext>
   </a:extLst>
 </a:theme>
-</file>
-
-<file path=customXml/item1.xml><?xml version="1.0" encoding="utf-8"?>
-<b:Sources xmlns:b="http://schemas.openxmlformats.org/officeDocument/2006/bibliography" xmlns="http://schemas.openxmlformats.org/officeDocument/2006/bibliography" SelectedStyle="\APASixthEditionOfficeOnline.xsl" StyleName="APA" Version="6"/>
-</file>
-
-<file path=customXml/itemProps1.xml><?xml version="1.0" encoding="utf-8"?>
-<ds:datastoreItem xmlns:ds="http://schemas.openxmlformats.org/officeDocument/2006/customXml" ds:itemID="{8B4C3A4C-CAF7-4856-A26C-48522909B2BB}">
-  <ds:schemaRefs>
-    <ds:schemaRef ds:uri="http://schemas.openxmlformats.org/officeDocument/2006/bibliography"/>
-  </ds:schemaRefs>
-</ds:datastoreItem>
 </file>